--- a/clients/august_olivia/August_Olivia_3Day_Training_Plan_Client_View.docx
+++ b/clients/august_olivia/August_Olivia_3Day_Training_Plan_Client_View.docx
@@ -81,7 +81,7 @@
           <w:sz w:val="17"/>
           <w:szCs w:val="17"/>
         </w:rPr>
-        <w:t xml:space="preserve">This is your ICONS Index program — built for your body, your goals, and where you are right now. You’re not fragile. You’re powerful, capable, and still evolving.</w:t>
+        <w:t xml:space="preserve">This is your ICONS Index program — built for your body, your goals, and where you are right now. Control precedes power. Strength builds confidence. Energy becomes identity.</w:t>
       </w:r>
     </w:p>
     <w:p>

--- a/clients/august_olivia/August_Olivia_3Day_Training_Plan_Client_View.docx
+++ b/clients/august_olivia/August_Olivia_3Day_Training_Plan_Client_View.docx
@@ -971,7 +971,7 @@
                 <w:sz w:val="13"/>
                 <w:szCs w:val="13"/>
               </w:rPr>
-              <w:t xml:space="preserve">Bone Mass</w:t>
+              <w:t xml:space="preserve">Bone Mass (Styku est.)</w:t>
             </w:r>
           </w:p>
           <w:p>

--- a/clients/august_olivia/August_Olivia_3Day_Training_Plan_Client_View.docx
+++ b/clients/august_olivia/August_Olivia_3Day_Training_Plan_Client_View.docx
@@ -2799,7 +2799,7 @@
           <w:sz w:val="17"/>
           <w:szCs w:val="17"/>
         </w:rPr>
-        <w:t xml:space="preserve">Gap of 0.7 lbs meets the ≥0.5 lb asymmetry threshold. LEFT leg leads all unilateral lower-body exercises. Log left vs. right loads separately in the coaching cue field. Reassess at the 8-week Styku rescan — asymmetry should reduce.</w:t>
+        <w:t xml:space="preserve">Gap of 0.7 lbs — roughly 6% relative to the larger side. LEFT leg continues to lead all unilateral lower-body exercises. Log left vs. right loads separately in the coaching cue field. Reassess at the 8-week Styku rescan to confirm this gap remains worth addressing.</w:t>
       </w:r>
     </w:p>
     <w:p>

--- a/clients/august_olivia/August_Olivia_3Day_Training_Plan_Client_View.docx
+++ b/clients/august_olivia/August_Olivia_3Day_Training_Plan_Client_View.docx
@@ -1697,7 +1697,7 @@
                 <w:sz w:val="16"/>
                 <w:szCs w:val="16"/>
               </w:rPr>
-              <w:t xml:space="preserve">45–50 lb × 5 @ 1–2 RIR</w:t>
+              <w:t xml:space="preserve">45–50 lb × 5 @ 2 RIR</w:t>
             </w:r>
           </w:p>
         </w:tc>
@@ -1839,7 +1839,7 @@
                 <w:sz w:val="16"/>
                 <w:szCs w:val="16"/>
               </w:rPr>
-              <w:t xml:space="preserve">15 lb × 5 @ 1–2 RIR</w:t>
+              <w:t xml:space="preserve">15 lb × 5 @ 2 RIR</w:t>
             </w:r>
           </w:p>
         </w:tc>
@@ -2918,7 +2918,7 @@
           <w:sz w:val="17"/>
           <w:szCs w:val="17"/>
         </w:rPr>
-        <w:t xml:space="preserve">ALST Index below the 5.5 kg/m² sarcopenia-risk threshold. Prescribe 3–5g creatine monohydrate daily with food, no loading phase. Saturates in 3–4 weeks. Well-supported for strength, power, and cognition; bone-density evidence is mixed, not settled — a possible upside alongside LIFTMOR-style loading, not a substitute for it.</w:t>
+        <w:t xml:space="preserve">ALST Index below the 5.5 kg/m² sarcopenia-risk threshold. 3–5g creatine monohydrate daily with food, no loading phase. Saturates in 3–4 weeks. Well-supported for strength, power, and cognition; bone-density evidence is mixed, not settled — a possible upside alongside LIFTMOR-style loading, not a substitute for it.</w:t>
       </w:r>
     </w:p>
     <w:p>
@@ -2943,7 +2943,7 @@
           <w:sz w:val="17"/>
           <w:szCs w:val="17"/>
         </w:rPr>
-        <w:t xml:space="preserve">15g collagen peptides + 50mg Vitamin C, taken 30–60 minutes before the loading session. Doubles collagen synthesis markers when paired with mechanical load (Shaw et al. 2017).</w:t>
+        <w:t xml:space="preserve">15g collagen peptides + 50mg Vitamin C, taken 45–60 minutes before the loading session. A connective-tissue support protocol taken consistently on training days over 12+ weeks — the benefit is structural and builds over time, not a pre-workout performance boost. Requires mechanical load to work. Ranks below protein and creatine in priority (Shaw et al. 2017).</w:t>
       </w:r>
     </w:p>
     <w:p>
@@ -3701,6 +3701,17 @@
               </w:rPr>
               <w:t xml:space="preserve">Chest tall, sit hips back, knees track over toes.</w:t>
             </w:r>
+            <w:r>
+              <w:rPr>
+                <w:rFonts w:ascii="Arial" w:cs="Arial" w:eastAsia="Arial" w:hAnsi="Arial"/>
+                <w:i/>
+                <w:iCs/>
+                <w:color w:val="00695C"/>
+                <w:sz w:val="14"/>
+                <w:szCs w:val="14"/>
+              </w:rPr>
+              <w:t xml:space="preserve">  2 RIR</w:t>
+            </w:r>
           </w:p>
         </w:tc>
       </w:tr>
@@ -4494,7 +4505,7 @@
                 <w:sz w:val="14"/>
                 <w:szCs w:val="14"/>
               </w:rPr>
-              <w:t xml:space="preserve">  1–2 RIR</w:t>
+              <w:t xml:space="preserve">  2 RIR</w:t>
             </w:r>
           </w:p>
         </w:tc>
@@ -4724,6 +4735,17 @@
                 <w:szCs w:val="17"/>
               </w:rPr>
               <w:t xml:space="preserve">Soft knees, hinge hips back, feel hamstring stretch.</w:t>
+            </w:r>
+            <w:r>
+              <w:rPr>
+                <w:rFonts w:ascii="Arial" w:cs="Arial" w:eastAsia="Arial" w:hAnsi="Arial"/>
+                <w:i/>
+                <w:iCs/>
+                <w:color w:val="00695C"/>
+                <w:sz w:val="14"/>
+                <w:szCs w:val="14"/>
+              </w:rPr>
+              <w:t xml:space="preserve">  2 RIR</w:t>
             </w:r>
           </w:p>
         </w:tc>
@@ -5282,6 +5304,17 @@
               </w:rPr>
               <w:t xml:space="preserve">Ribs down, press straight overhead, avoid arching.</w:t>
             </w:r>
+            <w:r>
+              <w:rPr>
+                <w:rFonts w:ascii="Arial" w:cs="Arial" w:eastAsia="Arial" w:hAnsi="Arial"/>
+                <w:i/>
+                <w:iCs/>
+                <w:color w:val="00695C"/>
+                <w:sz w:val="14"/>
+                <w:szCs w:val="14"/>
+              </w:rPr>
+              <w:t xml:space="preserve">  3+ RIR — sub-maximal, flagged shoulder</w:t>
+            </w:r>
           </w:p>
         </w:tc>
       </w:tr>
@@ -5510,6 +5543,17 @@
                 <w:szCs w:val="17"/>
               </w:rPr>
               <w:t xml:space="preserve">Hands under shoulders, hips level, full lockout.</w:t>
+            </w:r>
+            <w:r>
+              <w:rPr>
+                <w:rFonts w:ascii="Arial" w:cs="Arial" w:eastAsia="Arial" w:hAnsi="Arial"/>
+                <w:i/>
+                <w:iCs/>
+                <w:color w:val="00695C"/>
+                <w:sz w:val="14"/>
+                <w:szCs w:val="14"/>
+              </w:rPr>
+              <w:t xml:space="preserve">  2 RIR</w:t>
             </w:r>
           </w:p>
         </w:tc>
@@ -7429,6 +7473,17 @@
               </w:rPr>
               <w:t xml:space="preserve">Left leg first. Torso tall, back knee soft-tap.</w:t>
             </w:r>
+            <w:r>
+              <w:rPr>
+                <w:rFonts w:ascii="Arial" w:cs="Arial" w:eastAsia="Arial" w:hAnsi="Arial"/>
+                <w:i/>
+                <w:iCs/>
+                <w:color w:val="00695C"/>
+                <w:sz w:val="14"/>
+                <w:szCs w:val="14"/>
+              </w:rPr>
+              <w:t xml:space="preserve">  3+ RIR — technique day, no PRs</w:t>
+            </w:r>
           </w:p>
         </w:tc>
       </w:tr>
@@ -8189,6 +8244,17 @@
                 <w:szCs w:val="17"/>
               </w:rPr>
               <w:t xml:space="preserve">Hinge from hip, square hips to the floor.</w:t>
+            </w:r>
+            <w:r>
+              <w:rPr>
+                <w:rFonts w:ascii="Arial" w:cs="Arial" w:eastAsia="Arial" w:hAnsi="Arial"/>
+                <w:i/>
+                <w:iCs/>
+                <w:color w:val="00695C"/>
+                <w:sz w:val="14"/>
+                <w:szCs w:val="14"/>
+              </w:rPr>
+              <w:t xml:space="preserve">  3+ RIR — technique day</w:t>
             </w:r>
           </w:p>
         </w:tc>
@@ -9331,7 +9397,7 @@
                 <w:sz w:val="14"/>
                 <w:szCs w:val="14"/>
               </w:rPr>
-              <w:t xml:space="preserve">  1–2 RIR</w:t>
+              <w:t xml:space="preserve">  2 RIR</w:t>
             </w:r>
           </w:p>
         </w:tc>
@@ -9561,6 +9627,17 @@
                 <w:szCs w:val="17"/>
               </w:rPr>
               <w:t xml:space="preserve">Lower bench height only if form holds clean.</w:t>
+            </w:r>
+            <w:r>
+              <w:rPr>
+                <w:rFonts w:ascii="Arial" w:cs="Arial" w:eastAsia="Arial" w:hAnsi="Arial"/>
+                <w:i/>
+                <w:iCs/>
+                <w:color w:val="00695C"/>
+                <w:sz w:val="14"/>
+                <w:szCs w:val="14"/>
+              </w:rPr>
+              <w:t xml:space="preserve">  1 RIR</w:t>
             </w:r>
           </w:p>
         </w:tc>
@@ -10118,6 +10195,17 @@
                 <w:szCs w:val="17"/>
               </w:rPr>
               <w:t xml:space="preserve">Right first. Flat back, pull elbow to hip.</w:t>
+            </w:r>
+            <w:r>
+              <w:rPr>
+                <w:rFonts w:ascii="Arial" w:cs="Arial" w:eastAsia="Arial" w:hAnsi="Arial"/>
+                <w:i/>
+                <w:iCs/>
+                <w:color w:val="00695C"/>
+                <w:sz w:val="14"/>
+                <w:szCs w:val="14"/>
+              </w:rPr>
+              <w:t xml:space="preserve">  2 RIR</w:t>
             </w:r>
           </w:p>
         </w:tc>
@@ -12025,7 +12113,7 @@
           <w:sz w:val="17"/>
           <w:szCs w:val="17"/>
         </w:rPr>
-        <w:t xml:space="preserve">Squat 40–42.5 lb × 5 @ 1–2 RIR. Hip thrust 55–60 lb × 5. Plank 60s. Right shoulder unilateral load within 20% of left on single-arm row.</w:t>
+        <w:t xml:space="preserve">Squat 40–42.5 lb × 5 @ 2 RIR. Hip thrust 55–60 lb × 5. Plank 60s. Right shoulder unilateral load within 20% of left on single-arm row.</w:t>
       </w:r>
     </w:p>
     <w:p>
@@ -12050,7 +12138,7 @@
           <w:sz w:val="17"/>
           <w:szCs w:val="17"/>
         </w:rPr>
-        <w:t xml:space="preserve">Squat 45–50 lb × 5 @ 1–2 RIR. Deadlift and lunge baselines established and progressing. Plank 70–75s. Left/right leg LST gap reduced from 0.7 lbs.</w:t>
+        <w:t xml:space="preserve">Squat 45–50 lb × 5 @ 2 RIR. Deadlift and lunge baselines established and progressing. Plank 70–75s. Left/right leg LST gap reduced from 0.7 lbs.</w:t>
       </w:r>
     </w:p>
     <w:p>

--- a/clients/august_olivia/August_Olivia_3Day_Training_Plan_Client_View.docx
+++ b/clients/august_olivia/August_Olivia_3Day_Training_Plan_Client_View.docx
@@ -2825,6 +2825,31 @@
           <w:szCs w:val="17"/>
         </w:rPr>
         <w:t xml:space="preserve">Not yet tested. Establish working loads under direct coach supervision in the Week 1 session, then add to the programmed baseline table above.</w:t>
+      </w:r>
+    </w:p>
+    <w:p>
+      <w:pPr>
+        <w:spacing w:after="100"/>
+      </w:pPr>
+      <w:r>
+        <w:rPr>
+          <w:rFonts w:ascii="Arial" w:cs="Arial" w:eastAsia="Arial" w:hAnsi="Arial"/>
+          <w:b/>
+          <w:bCs/>
+          <w:color w:val="1565C0"/>
+          <w:sz w:val="17"/>
+          <w:szCs w:val="17"/>
+        </w:rPr>
+        <w:t xml:space="preserve">Planned Lighter Week — Week 5, Flexible:  </w:t>
+      </w:r>
+      <w:r>
+        <w:rPr>
+          <w:rFonts w:ascii="Arial" w:cs="Arial" w:eastAsia="Arial" w:hAnsi="Arial"/>
+          <w:color w:val="2C2C2C"/>
+          <w:sz w:val="17"/>
+          <w:szCs w:val="17"/>
+        </w:rPr>
+        <w:t xml:space="preserve">One deliberately lighter week is built into this program's rhythm: Week 5, directly after the Week 4 strength check. Same exercises and movement patterns, sets reduced by roughly a third, every set held comfortably in the technique band (3 or more reps in reserve), loads held at Week 3-4 levels — the usual add-weight rule pauses for that one week, then Weeks 6-8 rebuild toward the 8-week targets. With recovery running well this lighter week is flexible rather than fixed: it can slide a week later if everything feels strong, or move up if sleep, soreness, or session quality dip — her coach makes that call with her. One light week costs nothing that matters for the muscle-building priority: muscle built over the previous month is not lost in a single reduced-volume week — only a small edge of peak strength dips, and it returns within days.</w:t>
       </w:r>
     </w:p>
     <w:p>
@@ -3179,7 +3204,7 @@
           <w:sz w:val="17"/>
           <w:szCs w:val="17"/>
         </w:rPr>
-        <w:t xml:space="preserve">A — PRIMARY LOWER — SQUAT</w:t>
+        <w:t xml:space="preserve">A — PRIMARY COMPOUND — GOBLET SQUAT</w:t>
       </w:r>
     </w:p>
     <w:p>
@@ -3204,7 +3229,7 @@
           <w:sz w:val="17"/>
           <w:szCs w:val="17"/>
         </w:rPr>
-        <w:t xml:space="preserve">Goblet position, DB held at chest. Full-Body Foundation lift for the day — own the depth and bracing pattern before adding load.</w:t>
+        <w:t xml:space="preserve">Goblet position, DB held at chest. Full-Body Foundation lift for the day — the bodyweight pattern set runs first, then own the depth and bracing pattern under load. If the day calls for a variation, rotate between: a box squat (depth set by the box), a split-stance squat (left leg leads), or a landmine squat. The goblet squat stays the lift we track toward the 4-week check.</w:t>
       </w:r>
     </w:p>
     <w:tbl>
@@ -3504,7 +3529,7 @@
                 <w:sz w:val="18"/>
                 <w:szCs w:val="18"/>
               </w:rPr>
-              <w:t xml:space="preserve">DB Goblet Squat</w:t>
+              <w:t xml:space="preserve">Bodyweight Squat (pattern set)</w:t>
             </w:r>
           </w:p>
         </w:tc>
@@ -3537,7 +3562,7 @@
                 <w:sz w:val="15"/>
                 <w:szCs w:val="15"/>
               </w:rPr>
-              <w:t xml:space="preserve">3</w:t>
+              <w:t xml:space="preserve">1</w:t>
             </w:r>
           </w:p>
         </w:tc>
@@ -3570,7 +3595,7 @@
                 <w:sz w:val="15"/>
                 <w:szCs w:val="15"/>
               </w:rPr>
-              <w:t xml:space="preserve">5</w:t>
+              <w:t xml:space="preserve">10</w:t>
             </w:r>
           </w:p>
         </w:tc>
@@ -3603,7 +3628,7 @@
                 <w:sz w:val="15"/>
                 <w:szCs w:val="15"/>
               </w:rPr>
-              <w:t xml:space="preserve">35 lb</w:t>
+              <w:t xml:space="preserve">BW</w:t>
             </w:r>
           </w:p>
         </w:tc>
@@ -3636,7 +3661,7 @@
                 <w:sz w:val="15"/>
                 <w:szCs w:val="15"/>
               </w:rPr>
-              <w:t xml:space="preserve">3-1-1</w:t>
+              <w:t xml:space="preserve">2-0-1</w:t>
             </w:r>
           </w:p>
         </w:tc>
@@ -3669,7 +3694,7 @@
                 <w:sz w:val="15"/>
                 <w:szCs w:val="15"/>
               </w:rPr>
-              <w:t xml:space="preserve">90s</w:t>
+              <w:t xml:space="preserve">—</w:t>
             </w:r>
           </w:p>
         </w:tc>
@@ -3699,7 +3724,7 @@
                 <w:sz w:val="17"/>
                 <w:szCs w:val="17"/>
               </w:rPr>
-              <w:t xml:space="preserve">Chest tall, sit hips back, knees track over toes.</w:t>
+              <w:t xml:space="preserve">Warm-up pattern set before loaded work.</w:t>
             </w:r>
             <w:r>
               <w:rPr>
@@ -3710,7 +3735,7 @@
                 <w:sz w:val="14"/>
                 <w:szCs w:val="14"/>
               </w:rPr>
-              <w:t xml:space="preserve">  2 RIR</w:t>
+              <w:t xml:space="preserve">  3+ RIR</w:t>
             </w:r>
           </w:p>
         </w:tc>
@@ -3744,7 +3769,7 @@
                 <w:sz w:val="18"/>
                 <w:szCs w:val="18"/>
               </w:rPr>
-              <w:t xml:space="preserve">Bodyweight Squat (pattern set)</w:t>
+              <w:t xml:space="preserve">DB Goblet Squat</w:t>
             </w:r>
           </w:p>
         </w:tc>
@@ -3777,7 +3802,7 @@
                 <w:sz w:val="15"/>
                 <w:szCs w:val="15"/>
               </w:rPr>
-              <w:t xml:space="preserve">1</w:t>
+              <w:t xml:space="preserve">3</w:t>
             </w:r>
           </w:p>
         </w:tc>
@@ -3810,7 +3835,7 @@
                 <w:sz w:val="15"/>
                 <w:szCs w:val="15"/>
               </w:rPr>
-              <w:t xml:space="preserve">10</w:t>
+              <w:t xml:space="preserve">5</w:t>
             </w:r>
           </w:p>
         </w:tc>
@@ -3843,7 +3868,7 @@
                 <w:sz w:val="15"/>
                 <w:szCs w:val="15"/>
               </w:rPr>
-              <w:t xml:space="preserve">BW</w:t>
+              <w:t xml:space="preserve">Wk1: 35 lb → Wk4: 40–42.5 lb</w:t>
             </w:r>
           </w:p>
         </w:tc>
@@ -3876,7 +3901,7 @@
                 <w:sz w:val="15"/>
                 <w:szCs w:val="15"/>
               </w:rPr>
-              <w:t xml:space="preserve">2-0-1</w:t>
+              <w:t xml:space="preserve">3-1-1</w:t>
             </w:r>
           </w:p>
         </w:tc>
@@ -3909,7 +3934,7 @@
                 <w:sz w:val="15"/>
                 <w:szCs w:val="15"/>
               </w:rPr>
-              <w:t xml:space="preserve">—</w:t>
+              <w:t xml:space="preserve">90s</w:t>
             </w:r>
           </w:p>
         </w:tc>
@@ -3939,7 +3964,7 @@
                 <w:sz w:val="17"/>
                 <w:szCs w:val="17"/>
               </w:rPr>
-              <w:t xml:space="preserve">Warm-up pattern set before loaded work.</w:t>
+              <w:t xml:space="preserve">Baseline 35 lb ×5. Chest tall, sit hips back, knees track over toes.</w:t>
             </w:r>
             <w:r>
               <w:rPr>
@@ -3950,7 +3975,7 @@
                 <w:sz w:val="14"/>
                 <w:szCs w:val="14"/>
               </w:rPr>
-              <w:t xml:space="preserve">  3+ RIR</w:t>
+              <w:t xml:space="preserve">  2 RIR</w:t>
             </w:r>
           </w:p>
         </w:tc>
@@ -3974,7 +3999,7 @@
           <w:sz w:val="17"/>
           <w:szCs w:val="17"/>
         </w:rPr>
-        <w:t xml:space="preserve">B — POSTERIOR CHAIN</w:t>
+        <w:t xml:space="preserve">B — ACCESSORY — POSTERIOR CHAIN</w:t>
       </w:r>
     </w:p>
     <w:p>
@@ -3999,7 +4024,7 @@
           <w:sz w:val="17"/>
           <w:szCs w:val="17"/>
         </w:rPr>
-        <w:t xml:space="preserve">Hip thrust and RDL build the posterior chain that supports every lift on the baseline sheet.</w:t>
+        <w:t xml:space="preserve">Hip thrust and RDL build the posterior chain that supports every lift on the baseline sheet — the muscle-building accessory work directly behind the squat. Hip thrust variations when the day calls for one: a floor glute bridge, a single-leg glute bridge (left leg leads), or a B-stance hip thrust (left leg takes the working share) — the barbell hip thrust stays the lift we track.</w:t>
       </w:r>
     </w:p>
     <w:tbl>
@@ -4398,7 +4423,7 @@
                 <w:sz w:val="15"/>
                 <w:szCs w:val="15"/>
               </w:rPr>
-              <w:t xml:space="preserve">45 lb</w:t>
+              <w:t xml:space="preserve">Wk1: 45 lb → Wk4: 55–60 lb</w:t>
             </w:r>
           </w:p>
         </w:tc>
@@ -4494,7 +4519,7 @@
                 <w:sz w:val="17"/>
                 <w:szCs w:val="17"/>
               </w:rPr>
-              <w:t xml:space="preserve">Chin tucked, ribs down, drive through heels.</w:t>
+              <w:t xml:space="preserve">Baseline 45 lb ×5. Chin tucked, ribs down, drive through heels.</w:t>
             </w:r>
             <w:r>
               <w:rPr>
@@ -4638,7 +4663,7 @@
                 <w:sz w:val="15"/>
                 <w:szCs w:val="15"/>
               </w:rPr>
-              <w:t xml:space="preserve">17.5 lb/hand</w:t>
+              <w:t xml:space="preserve">Wk1: 17.5 lb/hand → 20–22.5 lb by Wk8</w:t>
             </w:r>
           </w:p>
         </w:tc>
@@ -4769,7 +4794,7 @@
           <w:sz w:val="17"/>
           <w:szCs w:val="17"/>
         </w:rPr>
-        <w:t xml:space="preserve">C — UPPER PRESS &amp; CORE</w:t>
+        <w:t xml:space="preserve">C — SECONDARY COMPOUND — UPPER PRESS</w:t>
       </w:r>
     </w:p>
     <w:p>
@@ -4794,7 +4819,7 @@
           <w:sz w:val="17"/>
           <w:szCs w:val="17"/>
         </w:rPr>
-        <w:t xml:space="preserve">Right shoulder leads at reduced load with strict control — see clinical flag above.</w:t>
+        <w:t xml:space="preserve">The day's second compound pattern — pressing, rotating off the lower-body work above. Right shoulder leads at reduced load with strict control — see clinical flag above. If the day calls for a press variation, rotate between: a half-kneeling single-arm DB press (right arm leads, reduced load) or a landmine press (the shoulder-friendly arc) — both live inside the same controlled-load shoulder rule, and heavy bilateral overhead loading stays off the menu until the deficit is reassessed. The seated press stays the movement we track.</w:t>
       </w:r>
     </w:p>
     <w:tbl>
@@ -5558,6 +5583,321 @@
           </w:p>
         </w:tc>
       </w:tr>
+    </w:tbl>
+    <w:p>
+      <w:pPr>
+        <w:spacing w:after="100"/>
+      </w:pPr>
+    </w:p>
+    <w:p>
+      <w:pPr>
+        <w:spacing w:after="60" w:before="120"/>
+      </w:pPr>
+      <w:r>
+        <w:rPr>
+          <w:rFonts w:ascii="Arial" w:cs="Arial" w:eastAsia="Arial" w:hAnsi="Arial"/>
+          <w:b/>
+          <w:bCs/>
+          <w:color w:val="C9A227"/>
+          <w:sz w:val="17"/>
+          <w:szCs w:val="17"/>
+        </w:rPr>
+        <w:t xml:space="preserve">D — FULL-BODY INTEGRATION — FARMER CARRY &amp; CORE</w:t>
+      </w:r>
+    </w:p>
+    <w:p>
+      <w:pPr>
+        <w:spacing w:after="80"/>
+      </w:pPr>
+      <w:r>
+        <w:rPr>
+          <w:rFonts w:ascii="Arial" w:cs="Arial" w:eastAsia="Arial" w:hAnsi="Arial"/>
+          <w:b/>
+          <w:bCs/>
+          <w:color w:val="C9A227"/>
+          <w:sz w:val="17"/>
+          <w:szCs w:val="17"/>
+        </w:rPr>
+        <w:t xml:space="preserve">Why:  </w:t>
+      </w:r>
+      <w:r>
+        <w:rPr>
+          <w:rFonts w:ascii="Arial" w:cs="Arial" w:eastAsia="Arial" w:hAnsi="Arial"/>
+          <w:color w:val="2C2C2C"/>
+          <w:sz w:val="17"/>
+          <w:szCs w:val="17"/>
+        </w:rPr>
+        <w:t xml:space="preserve">The session's closing compound — a light loaded walk pulling the day's squat depth, hip drive, and pressing posture together under gait, then core under load. Loads start at or below the tested 25 lb/hand carry baseline. Distance and quality govern the carry, not a rep count. A suitcase carry (one side at a time, alternating evenly) covers the same closing ground when variety suits the day.</w:t>
+      </w:r>
+    </w:p>
+    <w:tbl>
+      <w:tblPr>
+        <w:tblW w:type="dxa" w:w="10440"/>
+        <w:tblBorders>
+          <w:top w:val="none" w:color="FFFFFF" w:sz="0"/>
+          <w:left w:val="none" w:color="FFFFFF" w:sz="0"/>
+          <w:bottom w:val="none" w:color="FFFFFF" w:sz="0"/>
+          <w:right w:val="none" w:color="FFFFFF" w:sz="0"/>
+          <w:insideH w:val="single" w:color="auto" w:sz="4"/>
+          <w:insideV w:val="single" w:color="auto" w:sz="4"/>
+        </w:tblBorders>
+      </w:tblPr>
+      <w:tblGrid>
+        <w:gridCol w:w="2400"/>
+        <w:gridCol w:w="380"/>
+        <w:gridCol w:w="420"/>
+        <w:gridCol w:w="680"/>
+        <w:gridCol w:w="540"/>
+        <w:gridCol w:w="440"/>
+        <w:gridCol w:w="5580"/>
+      </w:tblGrid>
+      <w:tr>
+        <w:tc>
+          <w:tcPr>
+            <w:tcW w:type="dxa" w:w="2400"/>
+            <w:tcBorders>
+              <w:top w:val="none" w:color="FFFFFF" w:sz="0"/>
+              <w:left w:val="none" w:color="FFFFFF" w:sz="0"/>
+              <w:bottom w:val="none" w:color="FFFFFF" w:sz="0"/>
+              <w:right w:val="none" w:color="FFFFFF" w:sz="0"/>
+            </w:tcBorders>
+            <w:shd w:fill="F5E8C0" w:color="auto" w:val="clear"/>
+            <w:tcMar>
+              <w:top w:type="dxa" w:w="40"/>
+              <w:left w:type="dxa" w:w="80"/>
+              <w:bottom w:type="dxa" w:w="40"/>
+              <w:right w:type="dxa" w:w="80"/>
+            </w:tcMar>
+            <w:vAlign w:val="center"/>
+          </w:tcPr>
+          <w:p>
+            <w:pPr>
+              <w:jc w:val="left"/>
+            </w:pPr>
+            <w:r>
+              <w:rPr>
+                <w:rFonts w:ascii="Arial" w:cs="Arial" w:eastAsia="Arial" w:hAnsi="Arial"/>
+                <w:b/>
+                <w:bCs/>
+                <w:color w:val="C9A227"/>
+                <w:sz w:val="15"/>
+                <w:szCs w:val="15"/>
+              </w:rPr>
+              <w:t xml:space="preserve">EXERCISE</w:t>
+            </w:r>
+          </w:p>
+        </w:tc>
+        <w:tc>
+          <w:tcPr>
+            <w:tcW w:type="dxa" w:w="380"/>
+            <w:tcBorders>
+              <w:top w:val="none" w:color="FFFFFF" w:sz="0"/>
+              <w:left w:val="none" w:color="FFFFFF" w:sz="0"/>
+              <w:bottom w:val="none" w:color="FFFFFF" w:sz="0"/>
+              <w:right w:val="none" w:color="FFFFFF" w:sz="0"/>
+            </w:tcBorders>
+            <w:shd w:fill="F5E8C0" w:color="auto" w:val="clear"/>
+            <w:tcMar>
+              <w:top w:type="dxa" w:w="40"/>
+              <w:left w:type="dxa" w:w="80"/>
+              <w:bottom w:type="dxa" w:w="40"/>
+              <w:right w:type="dxa" w:w="80"/>
+            </w:tcMar>
+            <w:vAlign w:val="center"/>
+          </w:tcPr>
+          <w:p>
+            <w:pPr>
+              <w:jc w:val="center"/>
+            </w:pPr>
+            <w:r>
+              <w:rPr>
+                <w:rFonts w:ascii="Arial" w:cs="Arial" w:eastAsia="Arial" w:hAnsi="Arial"/>
+                <w:b/>
+                <w:bCs/>
+                <w:color w:val="C9A227"/>
+                <w:sz w:val="13"/>
+                <w:szCs w:val="13"/>
+              </w:rPr>
+              <w:t xml:space="preserve">SETS</w:t>
+            </w:r>
+          </w:p>
+        </w:tc>
+        <w:tc>
+          <w:tcPr>
+            <w:tcW w:type="dxa" w:w="420"/>
+            <w:tcBorders>
+              <w:top w:val="none" w:color="FFFFFF" w:sz="0"/>
+              <w:left w:val="none" w:color="FFFFFF" w:sz="0"/>
+              <w:bottom w:val="none" w:color="FFFFFF" w:sz="0"/>
+              <w:right w:val="none" w:color="FFFFFF" w:sz="0"/>
+            </w:tcBorders>
+            <w:shd w:fill="F5E8C0" w:color="auto" w:val="clear"/>
+            <w:tcMar>
+              <w:top w:type="dxa" w:w="40"/>
+              <w:left w:type="dxa" w:w="80"/>
+              <w:bottom w:type="dxa" w:w="40"/>
+              <w:right w:type="dxa" w:w="80"/>
+            </w:tcMar>
+            <w:vAlign w:val="center"/>
+          </w:tcPr>
+          <w:p>
+            <w:pPr>
+              <w:jc w:val="center"/>
+            </w:pPr>
+            <w:r>
+              <w:rPr>
+                <w:rFonts w:ascii="Arial" w:cs="Arial" w:eastAsia="Arial" w:hAnsi="Arial"/>
+                <w:b/>
+                <w:bCs/>
+                <w:color w:val="C9A227"/>
+                <w:sz w:val="13"/>
+                <w:szCs w:val="13"/>
+              </w:rPr>
+              <w:t xml:space="preserve">REPS</w:t>
+            </w:r>
+          </w:p>
+        </w:tc>
+        <w:tc>
+          <w:tcPr>
+            <w:tcW w:type="dxa" w:w="680"/>
+            <w:tcBorders>
+              <w:top w:val="none" w:color="FFFFFF" w:sz="0"/>
+              <w:left w:val="none" w:color="FFFFFF" w:sz="0"/>
+              <w:bottom w:val="none" w:color="FFFFFF" w:sz="0"/>
+              <w:right w:val="none" w:color="FFFFFF" w:sz="0"/>
+            </w:tcBorders>
+            <w:shd w:fill="F5E8C0" w:color="auto" w:val="clear"/>
+            <w:tcMar>
+              <w:top w:type="dxa" w:w="40"/>
+              <w:left w:type="dxa" w:w="80"/>
+              <w:bottom w:type="dxa" w:w="40"/>
+              <w:right w:type="dxa" w:w="80"/>
+            </w:tcMar>
+            <w:vAlign w:val="center"/>
+          </w:tcPr>
+          <w:p>
+            <w:pPr>
+              <w:jc w:val="center"/>
+            </w:pPr>
+            <w:r>
+              <w:rPr>
+                <w:rFonts w:ascii="Arial" w:cs="Arial" w:eastAsia="Arial" w:hAnsi="Arial"/>
+                <w:b/>
+                <w:bCs/>
+                <w:color w:val="C9A227"/>
+                <w:sz w:val="13"/>
+                <w:szCs w:val="13"/>
+              </w:rPr>
+              <w:t xml:space="preserve">LOAD</w:t>
+            </w:r>
+          </w:p>
+        </w:tc>
+        <w:tc>
+          <w:tcPr>
+            <w:tcW w:type="dxa" w:w="540"/>
+            <w:tcBorders>
+              <w:top w:val="none" w:color="FFFFFF" w:sz="0"/>
+              <w:left w:val="none" w:color="FFFFFF" w:sz="0"/>
+              <w:bottom w:val="none" w:color="FFFFFF" w:sz="0"/>
+              <w:right w:val="none" w:color="FFFFFF" w:sz="0"/>
+            </w:tcBorders>
+            <w:shd w:fill="F5E8C0" w:color="auto" w:val="clear"/>
+            <w:tcMar>
+              <w:top w:type="dxa" w:w="40"/>
+              <w:left w:type="dxa" w:w="80"/>
+              <w:bottom w:type="dxa" w:w="40"/>
+              <w:right w:type="dxa" w:w="80"/>
+            </w:tcMar>
+            <w:vAlign w:val="center"/>
+          </w:tcPr>
+          <w:p>
+            <w:pPr>
+              <w:jc w:val="center"/>
+            </w:pPr>
+            <w:r>
+              <w:rPr>
+                <w:rFonts w:ascii="Arial" w:cs="Arial" w:eastAsia="Arial" w:hAnsi="Arial"/>
+                <w:b/>
+                <w:bCs/>
+                <w:color w:val="C9A227"/>
+                <w:sz w:val="13"/>
+                <w:szCs w:val="13"/>
+              </w:rPr>
+              <w:t xml:space="preserve">TEMPO</w:t>
+            </w:r>
+          </w:p>
+        </w:tc>
+        <w:tc>
+          <w:tcPr>
+            <w:tcW w:type="dxa" w:w="440"/>
+            <w:tcBorders>
+              <w:top w:val="none" w:color="FFFFFF" w:sz="0"/>
+              <w:left w:val="none" w:color="FFFFFF" w:sz="0"/>
+              <w:bottom w:val="none" w:color="FFFFFF" w:sz="0"/>
+              <w:right w:val="none" w:color="FFFFFF" w:sz="0"/>
+            </w:tcBorders>
+            <w:shd w:fill="F5E8C0" w:color="auto" w:val="clear"/>
+            <w:tcMar>
+              <w:top w:type="dxa" w:w="40"/>
+              <w:left w:type="dxa" w:w="80"/>
+              <w:bottom w:type="dxa" w:w="40"/>
+              <w:right w:type="dxa" w:w="80"/>
+            </w:tcMar>
+            <w:vAlign w:val="center"/>
+          </w:tcPr>
+          <w:p>
+            <w:pPr>
+              <w:jc w:val="center"/>
+            </w:pPr>
+            <w:r>
+              <w:rPr>
+                <w:rFonts w:ascii="Arial" w:cs="Arial" w:eastAsia="Arial" w:hAnsi="Arial"/>
+                <w:b/>
+                <w:bCs/>
+                <w:color w:val="C9A227"/>
+                <w:sz w:val="13"/>
+                <w:szCs w:val="13"/>
+              </w:rPr>
+              <w:t xml:space="preserve">REST</w:t>
+            </w:r>
+          </w:p>
+        </w:tc>
+        <w:tc>
+          <w:tcPr>
+            <w:tcW w:type="dxa" w:w="5580"/>
+            <w:tcBorders>
+              <w:top w:val="none" w:color="FFFFFF" w:sz="0"/>
+              <w:left w:val="none" w:color="FFFFFF" w:sz="0"/>
+              <w:bottom w:val="none" w:color="FFFFFF" w:sz="0"/>
+              <w:right w:val="none" w:color="FFFFFF" w:sz="0"/>
+            </w:tcBorders>
+            <w:shd w:fill="F5E8C0" w:color="auto" w:val="clear"/>
+            <w:tcMar>
+              <w:top w:type="dxa" w:w="40"/>
+              <w:left w:type="dxa" w:w="80"/>
+              <w:bottom w:type="dxa" w:w="40"/>
+              <w:right w:type="dxa" w:w="80"/>
+            </w:tcMar>
+            <w:vAlign w:val="center"/>
+          </w:tcPr>
+          <w:p>
+            <w:pPr>
+              <w:jc w:val="left"/>
+            </w:pPr>
+            <w:r>
+              <w:rPr>
+                <w:rFonts w:ascii="Arial" w:cs="Arial" w:eastAsia="Arial" w:hAnsi="Arial"/>
+                <w:b/>
+                <w:bCs/>
+                <w:color w:val="C9A227"/>
+                <w:sz w:val="15"/>
+                <w:szCs w:val="15"/>
+              </w:rPr>
+              <w:t xml:space="preserve">COACHING CUE</w:t>
+            </w:r>
+          </w:p>
+        </w:tc>
+      </w:tr>
       <w:tr>
         <w:tc>
           <w:tcPr>
@@ -5587,7 +5927,7 @@
                 <w:sz w:val="18"/>
                 <w:szCs w:val="18"/>
               </w:rPr>
-              <w:t xml:space="preserve">Plank Hold</w:t>
+              <w:t xml:space="preserve">DB Farmer Carry (Light)</w:t>
             </w:r>
           </w:p>
         </w:tc>
@@ -5620,7 +5960,7 @@
                 <w:sz w:val="15"/>
                 <w:szCs w:val="15"/>
               </w:rPr>
-              <w:t xml:space="preserve">3</w:t>
+              <w:t xml:space="preserve">2</w:t>
             </w:r>
           </w:p>
         </w:tc>
@@ -5653,7 +5993,7 @@
                 <w:sz w:val="15"/>
                 <w:szCs w:val="15"/>
               </w:rPr>
-              <w:t xml:space="preserve">40–45s</w:t>
+              <w:t xml:space="preserve">20–25 yd</w:t>
             </w:r>
           </w:p>
         </w:tc>
@@ -5686,7 +6026,7 @@
                 <w:sz w:val="15"/>
                 <w:szCs w:val="15"/>
               </w:rPr>
-              <w:t xml:space="preserve">BW</w:t>
+              <w:t xml:space="preserve">20–25 lb/hand</w:t>
             </w:r>
           </w:p>
         </w:tc>
@@ -5752,6 +6092,246 @@
                 <w:sz w:val="15"/>
                 <w:szCs w:val="15"/>
               </w:rPr>
+              <w:t xml:space="preserve">60s</w:t>
+            </w:r>
+          </w:p>
+        </w:tc>
+        <w:tc>
+          <w:tcPr>
+            <w:tcW w:type="dxa" w:w="5580"/>
+            <w:tcBorders>
+              <w:top w:val="none" w:color="FFFFFF" w:sz="0"/>
+              <w:left w:val="none" w:color="FFFFFF" w:sz="0"/>
+              <w:bottom w:val="none" w:color="FFFFFF" w:sz="0"/>
+              <w:right w:val="none" w:color="FFFFFF" w:sz="0"/>
+            </w:tcBorders>
+            <w:shd w:fill="FAF3E0" w:color="auto" w:val="clear"/>
+            <w:tcMar>
+              <w:top w:type="dxa" w:w="40"/>
+              <w:left w:type="dxa" w:w="80"/>
+              <w:bottom w:type="dxa" w:w="40"/>
+              <w:right w:type="dxa" w:w="80"/>
+            </w:tcMar>
+            <w:vAlign w:val="center"/>
+          </w:tcPr>
+          <w:p>
+            <w:r>
+              <w:rPr>
+                <w:rFonts w:ascii="Arial" w:cs="Arial" w:eastAsia="Arial" w:hAnsi="Arial"/>
+                <w:color w:val="6B6B6B"/>
+                <w:sz w:val="17"/>
+                <w:szCs w:val="17"/>
+              </w:rPr>
+              <w:t xml:space="preserve">Tested 25 lb/hand. Tall posture, ribs stacked, quiet shoulders.</w:t>
+            </w:r>
+            <w:r>
+              <w:rPr>
+                <w:rFonts w:ascii="Arial" w:cs="Arial" w:eastAsia="Arial" w:hAnsi="Arial"/>
+                <w:i/>
+                <w:iCs/>
+                <w:color w:val="00695C"/>
+                <w:sz w:val="14"/>
+                <w:szCs w:val="14"/>
+              </w:rPr>
+              <w:t xml:space="preserve">  Distance &amp; quality governed — no RIR target</w:t>
+            </w:r>
+          </w:p>
+        </w:tc>
+      </w:tr>
+      <w:tr>
+        <w:tc>
+          <w:tcPr>
+            <w:tcW w:type="dxa" w:w="2400"/>
+            <w:tcBorders>
+              <w:top w:val="none" w:color="FFFFFF" w:sz="0"/>
+              <w:left w:val="none" w:color="FFFFFF" w:sz="0"/>
+              <w:bottom w:val="none" w:color="FFFFFF" w:sz="0"/>
+              <w:right w:val="none" w:color="FFFFFF" w:sz="0"/>
+            </w:tcBorders>
+            <w:shd w:fill="FFFFFF" w:color="auto" w:val="clear"/>
+            <w:tcMar>
+              <w:top w:type="dxa" w:w="40"/>
+              <w:left w:type="dxa" w:w="80"/>
+              <w:bottom w:type="dxa" w:w="40"/>
+              <w:right w:type="dxa" w:w="80"/>
+            </w:tcMar>
+            <w:vAlign w:val="center"/>
+          </w:tcPr>
+          <w:p>
+            <w:r>
+              <w:rPr>
+                <w:rFonts w:ascii="Arial" w:cs="Arial" w:eastAsia="Arial" w:hAnsi="Arial"/>
+                <w:b/>
+                <w:bCs/>
+                <w:color w:val="2C2C2C"/>
+                <w:sz w:val="18"/>
+                <w:szCs w:val="18"/>
+              </w:rPr>
+              <w:t xml:space="preserve">Plank Hold</w:t>
+            </w:r>
+          </w:p>
+        </w:tc>
+        <w:tc>
+          <w:tcPr>
+            <w:tcW w:type="dxa" w:w="380"/>
+            <w:tcBorders>
+              <w:top w:val="none" w:color="FFFFFF" w:sz="0"/>
+              <w:left w:val="none" w:color="FFFFFF" w:sz="0"/>
+              <w:bottom w:val="none" w:color="FFFFFF" w:sz="0"/>
+              <w:right w:val="none" w:color="FFFFFF" w:sz="0"/>
+            </w:tcBorders>
+            <w:shd w:fill="FFFFFF" w:color="auto" w:val="clear"/>
+            <w:tcMar>
+              <w:top w:type="dxa" w:w="40"/>
+              <w:left w:type="dxa" w:w="80"/>
+              <w:bottom w:type="dxa" w:w="40"/>
+              <w:right w:type="dxa" w:w="80"/>
+            </w:tcMar>
+            <w:vAlign w:val="center"/>
+          </w:tcPr>
+          <w:p>
+            <w:pPr>
+              <w:jc w:val="center"/>
+            </w:pPr>
+            <w:r>
+              <w:rPr>
+                <w:rFonts w:ascii="Arial" w:cs="Arial" w:eastAsia="Arial" w:hAnsi="Arial"/>
+                <w:color w:val="6B6B6B"/>
+                <w:sz w:val="15"/>
+                <w:szCs w:val="15"/>
+              </w:rPr>
+              <w:t xml:space="preserve">3</w:t>
+            </w:r>
+          </w:p>
+        </w:tc>
+        <w:tc>
+          <w:tcPr>
+            <w:tcW w:type="dxa" w:w="420"/>
+            <w:tcBorders>
+              <w:top w:val="none" w:color="FFFFFF" w:sz="0"/>
+              <w:left w:val="none" w:color="FFFFFF" w:sz="0"/>
+              <w:bottom w:val="none" w:color="FFFFFF" w:sz="0"/>
+              <w:right w:val="none" w:color="FFFFFF" w:sz="0"/>
+            </w:tcBorders>
+            <w:shd w:fill="FFFFFF" w:color="auto" w:val="clear"/>
+            <w:tcMar>
+              <w:top w:type="dxa" w:w="40"/>
+              <w:left w:type="dxa" w:w="80"/>
+              <w:bottom w:type="dxa" w:w="40"/>
+              <w:right w:type="dxa" w:w="80"/>
+            </w:tcMar>
+            <w:vAlign w:val="center"/>
+          </w:tcPr>
+          <w:p>
+            <w:pPr>
+              <w:jc w:val="center"/>
+            </w:pPr>
+            <w:r>
+              <w:rPr>
+                <w:rFonts w:ascii="Arial" w:cs="Arial" w:eastAsia="Arial" w:hAnsi="Arial"/>
+                <w:color w:val="6B6B6B"/>
+                <w:sz w:val="15"/>
+                <w:szCs w:val="15"/>
+              </w:rPr>
+              <w:t xml:space="preserve">40–45s</w:t>
+            </w:r>
+          </w:p>
+        </w:tc>
+        <w:tc>
+          <w:tcPr>
+            <w:tcW w:type="dxa" w:w="680"/>
+            <w:tcBorders>
+              <w:top w:val="none" w:color="FFFFFF" w:sz="0"/>
+              <w:left w:val="none" w:color="FFFFFF" w:sz="0"/>
+              <w:bottom w:val="none" w:color="FFFFFF" w:sz="0"/>
+              <w:right w:val="none" w:color="FFFFFF" w:sz="0"/>
+            </w:tcBorders>
+            <w:shd w:fill="FFFFFF" w:color="auto" w:val="clear"/>
+            <w:tcMar>
+              <w:top w:type="dxa" w:w="40"/>
+              <w:left w:type="dxa" w:w="80"/>
+              <w:bottom w:type="dxa" w:w="40"/>
+              <w:right w:type="dxa" w:w="80"/>
+            </w:tcMar>
+            <w:vAlign w:val="center"/>
+          </w:tcPr>
+          <w:p>
+            <w:pPr>
+              <w:jc w:val="center"/>
+            </w:pPr>
+            <w:r>
+              <w:rPr>
+                <w:rFonts w:ascii="Arial" w:cs="Arial" w:eastAsia="Arial" w:hAnsi="Arial"/>
+                <w:color w:val="6B6B6B"/>
+                <w:sz w:val="15"/>
+                <w:szCs w:val="15"/>
+              </w:rPr>
+              <w:t xml:space="preserve">BW</w:t>
+            </w:r>
+          </w:p>
+        </w:tc>
+        <w:tc>
+          <w:tcPr>
+            <w:tcW w:type="dxa" w:w="540"/>
+            <w:tcBorders>
+              <w:top w:val="none" w:color="FFFFFF" w:sz="0"/>
+              <w:left w:val="none" w:color="FFFFFF" w:sz="0"/>
+              <w:bottom w:val="none" w:color="FFFFFF" w:sz="0"/>
+              <w:right w:val="none" w:color="FFFFFF" w:sz="0"/>
+            </w:tcBorders>
+            <w:shd w:fill="FFFFFF" w:color="auto" w:val="clear"/>
+            <w:tcMar>
+              <w:top w:type="dxa" w:w="40"/>
+              <w:left w:type="dxa" w:w="80"/>
+              <w:bottom w:type="dxa" w:w="40"/>
+              <w:right w:type="dxa" w:w="80"/>
+            </w:tcMar>
+            <w:vAlign w:val="center"/>
+          </w:tcPr>
+          <w:p>
+            <w:pPr>
+              <w:jc w:val="center"/>
+            </w:pPr>
+            <w:r>
+              <w:rPr>
+                <w:rFonts w:ascii="Arial" w:cs="Arial" w:eastAsia="Arial" w:hAnsi="Arial"/>
+                <w:color w:val="6B6B6B"/>
+                <w:sz w:val="15"/>
+                <w:szCs w:val="15"/>
+              </w:rPr>
+              <w:t xml:space="preserve">—</w:t>
+            </w:r>
+          </w:p>
+        </w:tc>
+        <w:tc>
+          <w:tcPr>
+            <w:tcW w:type="dxa" w:w="440"/>
+            <w:tcBorders>
+              <w:top w:val="none" w:color="FFFFFF" w:sz="0"/>
+              <w:left w:val="none" w:color="FFFFFF" w:sz="0"/>
+              <w:bottom w:val="none" w:color="FFFFFF" w:sz="0"/>
+              <w:right w:val="none" w:color="FFFFFF" w:sz="0"/>
+            </w:tcBorders>
+            <w:shd w:fill="FFFFFF" w:color="auto" w:val="clear"/>
+            <w:tcMar>
+              <w:top w:type="dxa" w:w="40"/>
+              <w:left w:type="dxa" w:w="80"/>
+              <w:bottom w:type="dxa" w:w="40"/>
+              <w:right w:type="dxa" w:w="80"/>
+            </w:tcMar>
+            <w:vAlign w:val="center"/>
+          </w:tcPr>
+          <w:p>
+            <w:pPr>
+              <w:jc w:val="center"/>
+            </w:pPr>
+            <w:r>
+              <w:rPr>
+                <w:rFonts w:ascii="Arial" w:cs="Arial" w:eastAsia="Arial" w:hAnsi="Arial"/>
+                <w:color w:val="6B6B6B"/>
+                <w:sz w:val="15"/>
+                <w:szCs w:val="15"/>
+              </w:rPr>
               <w:t xml:space="preserve">45s</w:t>
             </w:r>
           </w:p>
@@ -5765,7 +6345,7 @@
               <w:bottom w:val="none" w:color="FFFFFF" w:sz="0"/>
               <w:right w:val="none" w:color="FFFFFF" w:sz="0"/>
             </w:tcBorders>
-            <w:shd w:fill="FAF3E0" w:color="auto" w:val="clear"/>
+            <w:shd w:fill="FFFFFF" w:color="auto" w:val="clear"/>
             <w:tcMar>
               <w:top w:type="dxa" w:w="40"/>
               <w:left w:type="dxa" w:w="80"/>

--- a/clients/august_olivia/August_Olivia_3Day_Training_Plan_Client_View.docx
+++ b/clients/august_olivia/August_Olivia_3Day_Training_Plan_Client_View.docx
@@ -6757,7 +6757,7 @@
           <w:sz w:val="17"/>
           <w:szCs w:val="17"/>
         </w:rPr>
-        <w:t xml:space="preserve">Hip abductor / glute med activation before loaded unilateral work — standard screen for women's ACL/knee-valgus risk on single-leg patterns, and the entry point for closing the flagged leg asymmetry.</w:t>
+        <w:t xml:space="preserve">Hip abductor / glute med activation before loaded unilateral work — the same lower-limb injury-prevention work that protects knee tracking on every single-leg pattern, and the entry point for closing the flagged leg asymmetry. This circuit earns its place for every session, not because of any one test result.</w:t>
       </w:r>
     </w:p>
     <w:tbl>
@@ -7518,7 +7518,7 @@
           <w:sz w:val="17"/>
           <w:szCs w:val="17"/>
         </w:rPr>
-        <w:t xml:space="preserve">B — PRIMARY UNILATERAL</w:t>
+        <w:t xml:space="preserve">B — PRIMARY COMPOUND — DB SPLIT SQUAT (LEFT-LED)</w:t>
       </w:r>
     </w:p>
     <w:p>
@@ -7543,7 +7543,7 @@
           <w:sz w:val="17"/>
           <w:szCs w:val="17"/>
         </w:rPr>
-        <w:t xml:space="preserve">Left leg leads every set — always perform the left-side rep first while freshest.</w:t>
+        <w:t xml:space="preserve">The day's primary lift, worked one leg at a time — left leg leads every set, always performing the left-side reps first while freshest. If the day calls for a variation, rotate between: a supported split squat (hand on a rail or bench for balance), a reverse lunge, or a low-box step-up — every option is left-led and stays in the same technique band as the split squat itself. The split squat stays the movement we track.</w:t>
       </w:r>
     </w:p>
     <w:tbl>
@@ -8067,235 +8067,6 @@
           </w:p>
         </w:tc>
       </w:tr>
-      <w:tr>
-        <w:tc>
-          <w:tcPr>
-            <w:tcW w:type="dxa" w:w="2400"/>
-            <w:tcBorders>
-              <w:top w:val="none" w:color="FFFFFF" w:sz="0"/>
-              <w:left w:val="none" w:color="FFFFFF" w:sz="0"/>
-              <w:bottom w:val="none" w:color="FFFFFF" w:sz="0"/>
-              <w:right w:val="none" w:color="FFFFFF" w:sz="0"/>
-            </w:tcBorders>
-            <w:shd w:fill="FFFFFF" w:color="auto" w:val="clear"/>
-            <w:tcMar>
-              <w:top w:type="dxa" w:w="40"/>
-              <w:left w:type="dxa" w:w="80"/>
-              <w:bottom w:type="dxa" w:w="40"/>
-              <w:right w:type="dxa" w:w="80"/>
-            </w:tcMar>
-            <w:vAlign w:val="center"/>
-          </w:tcPr>
-          <w:p>
-            <w:r>
-              <w:rPr>
-                <w:rFonts w:ascii="Arial" w:cs="Arial" w:eastAsia="Arial" w:hAnsi="Arial"/>
-                <w:b/>
-                <w:bCs/>
-                <w:color w:val="2C2C2C"/>
-                <w:sz w:val="18"/>
-                <w:szCs w:val="18"/>
-              </w:rPr>
-              <w:t xml:space="preserve">DB Suitcase Farmer Carry</w:t>
-            </w:r>
-          </w:p>
-        </w:tc>
-        <w:tc>
-          <w:tcPr>
-            <w:tcW w:type="dxa" w:w="380"/>
-            <w:tcBorders>
-              <w:top w:val="none" w:color="FFFFFF" w:sz="0"/>
-              <w:left w:val="none" w:color="FFFFFF" w:sz="0"/>
-              <w:bottom w:val="none" w:color="FFFFFF" w:sz="0"/>
-              <w:right w:val="none" w:color="FFFFFF" w:sz="0"/>
-            </w:tcBorders>
-            <w:shd w:fill="FFFFFF" w:color="auto" w:val="clear"/>
-            <w:tcMar>
-              <w:top w:type="dxa" w:w="40"/>
-              <w:left w:type="dxa" w:w="80"/>
-              <w:bottom w:type="dxa" w:w="40"/>
-              <w:right w:type="dxa" w:w="80"/>
-            </w:tcMar>
-            <w:vAlign w:val="center"/>
-          </w:tcPr>
-          <w:p>
-            <w:pPr>
-              <w:jc w:val="center"/>
-            </w:pPr>
-            <w:r>
-              <w:rPr>
-                <w:rFonts w:ascii="Arial" w:cs="Arial" w:eastAsia="Arial" w:hAnsi="Arial"/>
-                <w:color w:val="6B6B6B"/>
-                <w:sz w:val="15"/>
-                <w:szCs w:val="15"/>
-              </w:rPr>
-              <w:t xml:space="preserve">3</w:t>
-            </w:r>
-          </w:p>
-        </w:tc>
-        <w:tc>
-          <w:tcPr>
-            <w:tcW w:type="dxa" w:w="420"/>
-            <w:tcBorders>
-              <w:top w:val="none" w:color="FFFFFF" w:sz="0"/>
-              <w:left w:val="none" w:color="FFFFFF" w:sz="0"/>
-              <w:bottom w:val="none" w:color="FFFFFF" w:sz="0"/>
-              <w:right w:val="none" w:color="FFFFFF" w:sz="0"/>
-            </w:tcBorders>
-            <w:shd w:fill="FFFFFF" w:color="auto" w:val="clear"/>
-            <w:tcMar>
-              <w:top w:type="dxa" w:w="40"/>
-              <w:left w:type="dxa" w:w="80"/>
-              <w:bottom w:type="dxa" w:w="40"/>
-              <w:right w:type="dxa" w:w="80"/>
-            </w:tcMar>
-            <w:vAlign w:val="center"/>
-          </w:tcPr>
-          <w:p>
-            <w:pPr>
-              <w:jc w:val="center"/>
-            </w:pPr>
-            <w:r>
-              <w:rPr>
-                <w:rFonts w:ascii="Arial" w:cs="Arial" w:eastAsia="Arial" w:hAnsi="Arial"/>
-                <w:color w:val="6B6B6B"/>
-                <w:sz w:val="15"/>
-                <w:szCs w:val="15"/>
-              </w:rPr>
-              <w:t xml:space="preserve">20 yd each hand</w:t>
-            </w:r>
-          </w:p>
-        </w:tc>
-        <w:tc>
-          <w:tcPr>
-            <w:tcW w:type="dxa" w:w="680"/>
-            <w:tcBorders>
-              <w:top w:val="none" w:color="FFFFFF" w:sz="0"/>
-              <w:left w:val="none" w:color="FFFFFF" w:sz="0"/>
-              <w:bottom w:val="none" w:color="FFFFFF" w:sz="0"/>
-              <w:right w:val="none" w:color="FFFFFF" w:sz="0"/>
-            </w:tcBorders>
-            <w:shd w:fill="FFFFFF" w:color="auto" w:val="clear"/>
-            <w:tcMar>
-              <w:top w:type="dxa" w:w="40"/>
-              <w:left w:type="dxa" w:w="80"/>
-              <w:bottom w:type="dxa" w:w="40"/>
-              <w:right w:type="dxa" w:w="80"/>
-            </w:tcMar>
-            <w:vAlign w:val="center"/>
-          </w:tcPr>
-          <w:p>
-            <w:pPr>
-              <w:jc w:val="center"/>
-            </w:pPr>
-            <w:r>
-              <w:rPr>
-                <w:rFonts w:ascii="Arial" w:cs="Arial" w:eastAsia="Arial" w:hAnsi="Arial"/>
-                <w:color w:val="6B6B6B"/>
-                <w:sz w:val="15"/>
-                <w:szCs w:val="15"/>
-              </w:rPr>
-              <w:t xml:space="preserve">25 lb</w:t>
-            </w:r>
-          </w:p>
-        </w:tc>
-        <w:tc>
-          <w:tcPr>
-            <w:tcW w:type="dxa" w:w="540"/>
-            <w:tcBorders>
-              <w:top w:val="none" w:color="FFFFFF" w:sz="0"/>
-              <w:left w:val="none" w:color="FFFFFF" w:sz="0"/>
-              <w:bottom w:val="none" w:color="FFFFFF" w:sz="0"/>
-              <w:right w:val="none" w:color="FFFFFF" w:sz="0"/>
-            </w:tcBorders>
-            <w:shd w:fill="FFFFFF" w:color="auto" w:val="clear"/>
-            <w:tcMar>
-              <w:top w:type="dxa" w:w="40"/>
-              <w:left w:type="dxa" w:w="80"/>
-              <w:bottom w:type="dxa" w:w="40"/>
-              <w:right w:type="dxa" w:w="80"/>
-            </w:tcMar>
-            <w:vAlign w:val="center"/>
-          </w:tcPr>
-          <w:p>
-            <w:pPr>
-              <w:jc w:val="center"/>
-            </w:pPr>
-            <w:r>
-              <w:rPr>
-                <w:rFonts w:ascii="Arial" w:cs="Arial" w:eastAsia="Arial" w:hAnsi="Arial"/>
-                <w:color w:val="6B6B6B"/>
-                <w:sz w:val="15"/>
-                <w:szCs w:val="15"/>
-              </w:rPr>
-              <w:t xml:space="preserve">—</w:t>
-            </w:r>
-          </w:p>
-        </w:tc>
-        <w:tc>
-          <w:tcPr>
-            <w:tcW w:type="dxa" w:w="440"/>
-            <w:tcBorders>
-              <w:top w:val="none" w:color="FFFFFF" w:sz="0"/>
-              <w:left w:val="none" w:color="FFFFFF" w:sz="0"/>
-              <w:bottom w:val="none" w:color="FFFFFF" w:sz="0"/>
-              <w:right w:val="none" w:color="FFFFFF" w:sz="0"/>
-            </w:tcBorders>
-            <w:shd w:fill="FFFFFF" w:color="auto" w:val="clear"/>
-            <w:tcMar>
-              <w:top w:type="dxa" w:w="40"/>
-              <w:left w:type="dxa" w:w="80"/>
-              <w:bottom w:type="dxa" w:w="40"/>
-              <w:right w:type="dxa" w:w="80"/>
-            </w:tcMar>
-            <w:vAlign w:val="center"/>
-          </w:tcPr>
-          <w:p>
-            <w:pPr>
-              <w:jc w:val="center"/>
-            </w:pPr>
-            <w:r>
-              <w:rPr>
-                <w:rFonts w:ascii="Arial" w:cs="Arial" w:eastAsia="Arial" w:hAnsi="Arial"/>
-                <w:color w:val="6B6B6B"/>
-                <w:sz w:val="15"/>
-                <w:szCs w:val="15"/>
-              </w:rPr>
-              <w:t xml:space="preserve">60s</w:t>
-            </w:r>
-          </w:p>
-        </w:tc>
-        <w:tc>
-          <w:tcPr>
-            <w:tcW w:type="dxa" w:w="5580"/>
-            <w:tcBorders>
-              <w:top w:val="none" w:color="FFFFFF" w:sz="0"/>
-              <w:left w:val="none" w:color="FFFFFF" w:sz="0"/>
-              <w:bottom w:val="none" w:color="FFFFFF" w:sz="0"/>
-              <w:right w:val="none" w:color="FFFFFF" w:sz="0"/>
-            </w:tcBorders>
-            <w:shd w:fill="FFFFFF" w:color="auto" w:val="clear"/>
-            <w:tcMar>
-              <w:top w:type="dxa" w:w="40"/>
-              <w:left w:type="dxa" w:w="80"/>
-              <w:bottom w:type="dxa" w:w="40"/>
-              <w:right w:type="dxa" w:w="80"/>
-            </w:tcMar>
-            <w:vAlign w:val="center"/>
-          </w:tcPr>
-          <w:p>
-            <w:r>
-              <w:rPr>
-                <w:rFonts w:ascii="Arial" w:cs="Arial" w:eastAsia="Arial" w:hAnsi="Arial"/>
-                <w:color w:val="6B6B6B"/>
-                <w:sz w:val="17"/>
-                <w:szCs w:val="17"/>
-              </w:rPr>
-              <w:t xml:space="preserve">Ribs stacked over hips, no side lean, tight grip.</w:t>
-            </w:r>
-          </w:p>
-        </w:tc>
-      </w:tr>
     </w:tbl>
     <w:p>
       <w:pPr>
@@ -8315,7 +8086,32 @@
           <w:sz w:val="17"/>
           <w:szCs w:val="17"/>
         </w:rPr>
-        <w:t xml:space="preserve">C — ACCESSORY</w:t>
+        <w:t xml:space="preserve">C — ACCESSORY — ADDUCTOR STRENGTH</w:t>
+      </w:r>
+    </w:p>
+    <w:p>
+      <w:pPr>
+        <w:spacing w:after="80"/>
+      </w:pPr>
+      <w:r>
+        <w:rPr>
+          <w:rFonts w:ascii="Arial" w:cs="Arial" w:eastAsia="Arial" w:hAnsi="Arial"/>
+          <w:b/>
+          <w:bCs/>
+          <w:color w:val="C9A227"/>
+          <w:sz w:val="17"/>
+          <w:szCs w:val="17"/>
+        </w:rPr>
+        <w:t xml:space="preserve">Why:  </w:t>
+      </w:r>
+      <w:r>
+        <w:rPr>
+          <w:rFonts w:ascii="Arial" w:cs="Arial" w:eastAsia="Arial" w:hAnsi="Arial"/>
+          <w:color w:val="2C2C2C"/>
+          <w:sz w:val="17"/>
+          <w:szCs w:val="17"/>
+        </w:rPr>
+        <w:t xml:space="preserve">Inner-thigh strength directly supports knee tracking and single-leg control — quiet, high-value accessory work between the two main lifts.</w:t>
       </w:r>
     </w:p>
     <w:tbl>
@@ -8615,6 +8411,550 @@
                 <w:sz w:val="18"/>
                 <w:szCs w:val="18"/>
               </w:rPr>
+              <w:t xml:space="preserve">Copenhagen Plank (bench, top leg)</w:t>
+            </w:r>
+          </w:p>
+        </w:tc>
+        <w:tc>
+          <w:tcPr>
+            <w:tcW w:type="dxa" w:w="380"/>
+            <w:tcBorders>
+              <w:top w:val="none" w:color="FFFFFF" w:sz="0"/>
+              <w:left w:val="none" w:color="FFFFFF" w:sz="0"/>
+              <w:bottom w:val="none" w:color="FFFFFF" w:sz="0"/>
+              <w:right w:val="none" w:color="FFFFFF" w:sz="0"/>
+            </w:tcBorders>
+            <w:shd w:fill="FAF3E0" w:color="auto" w:val="clear"/>
+            <w:tcMar>
+              <w:top w:type="dxa" w:w="40"/>
+              <w:left w:type="dxa" w:w="80"/>
+              <w:bottom w:type="dxa" w:w="40"/>
+              <w:right w:type="dxa" w:w="80"/>
+            </w:tcMar>
+            <w:vAlign w:val="center"/>
+          </w:tcPr>
+          <w:p>
+            <w:pPr>
+              <w:jc w:val="center"/>
+            </w:pPr>
+            <w:r>
+              <w:rPr>
+                <w:rFonts w:ascii="Arial" w:cs="Arial" w:eastAsia="Arial" w:hAnsi="Arial"/>
+                <w:color w:val="6B6B6B"/>
+                <w:sz w:val="15"/>
+                <w:szCs w:val="15"/>
+              </w:rPr>
+              <w:t xml:space="preserve">2</w:t>
+            </w:r>
+          </w:p>
+        </w:tc>
+        <w:tc>
+          <w:tcPr>
+            <w:tcW w:type="dxa" w:w="420"/>
+            <w:tcBorders>
+              <w:top w:val="none" w:color="FFFFFF" w:sz="0"/>
+              <w:left w:val="none" w:color="FFFFFF" w:sz="0"/>
+              <w:bottom w:val="none" w:color="FFFFFF" w:sz="0"/>
+              <w:right w:val="none" w:color="FFFFFF" w:sz="0"/>
+            </w:tcBorders>
+            <w:shd w:fill="FAF3E0" w:color="auto" w:val="clear"/>
+            <w:tcMar>
+              <w:top w:type="dxa" w:w="40"/>
+              <w:left w:type="dxa" w:w="80"/>
+              <w:bottom w:type="dxa" w:w="40"/>
+              <w:right w:type="dxa" w:w="80"/>
+            </w:tcMar>
+            <w:vAlign w:val="center"/>
+          </w:tcPr>
+          <w:p>
+            <w:pPr>
+              <w:jc w:val="center"/>
+            </w:pPr>
+            <w:r>
+              <w:rPr>
+                <w:rFonts w:ascii="Arial" w:cs="Arial" w:eastAsia="Arial" w:hAnsi="Arial"/>
+                <w:color w:val="6B6B6B"/>
+                <w:sz w:val="15"/>
+                <w:szCs w:val="15"/>
+              </w:rPr>
+              <w:t xml:space="preserve">15–20s each side</w:t>
+            </w:r>
+          </w:p>
+        </w:tc>
+        <w:tc>
+          <w:tcPr>
+            <w:tcW w:type="dxa" w:w="680"/>
+            <w:tcBorders>
+              <w:top w:val="none" w:color="FFFFFF" w:sz="0"/>
+              <w:left w:val="none" w:color="FFFFFF" w:sz="0"/>
+              <w:bottom w:val="none" w:color="FFFFFF" w:sz="0"/>
+              <w:right w:val="none" w:color="FFFFFF" w:sz="0"/>
+            </w:tcBorders>
+            <w:shd w:fill="FAF3E0" w:color="auto" w:val="clear"/>
+            <w:tcMar>
+              <w:top w:type="dxa" w:w="40"/>
+              <w:left w:type="dxa" w:w="80"/>
+              <w:bottom w:type="dxa" w:w="40"/>
+              <w:right w:type="dxa" w:w="80"/>
+            </w:tcMar>
+            <w:vAlign w:val="center"/>
+          </w:tcPr>
+          <w:p>
+            <w:pPr>
+              <w:jc w:val="center"/>
+            </w:pPr>
+            <w:r>
+              <w:rPr>
+                <w:rFonts w:ascii="Arial" w:cs="Arial" w:eastAsia="Arial" w:hAnsi="Arial"/>
+                <w:color w:val="6B6B6B"/>
+                <w:sz w:val="15"/>
+                <w:szCs w:val="15"/>
+              </w:rPr>
+              <w:t xml:space="preserve">BW</w:t>
+            </w:r>
+          </w:p>
+        </w:tc>
+        <w:tc>
+          <w:tcPr>
+            <w:tcW w:type="dxa" w:w="540"/>
+            <w:tcBorders>
+              <w:top w:val="none" w:color="FFFFFF" w:sz="0"/>
+              <w:left w:val="none" w:color="FFFFFF" w:sz="0"/>
+              <w:bottom w:val="none" w:color="FFFFFF" w:sz="0"/>
+              <w:right w:val="none" w:color="FFFFFF" w:sz="0"/>
+            </w:tcBorders>
+            <w:shd w:fill="FAF3E0" w:color="auto" w:val="clear"/>
+            <w:tcMar>
+              <w:top w:type="dxa" w:w="40"/>
+              <w:left w:type="dxa" w:w="80"/>
+              <w:bottom w:type="dxa" w:w="40"/>
+              <w:right w:type="dxa" w:w="80"/>
+            </w:tcMar>
+            <w:vAlign w:val="center"/>
+          </w:tcPr>
+          <w:p>
+            <w:pPr>
+              <w:jc w:val="center"/>
+            </w:pPr>
+            <w:r>
+              <w:rPr>
+                <w:rFonts w:ascii="Arial" w:cs="Arial" w:eastAsia="Arial" w:hAnsi="Arial"/>
+                <w:color w:val="6B6B6B"/>
+                <w:sz w:val="15"/>
+                <w:szCs w:val="15"/>
+              </w:rPr>
+              <w:t xml:space="preserve">—</w:t>
+            </w:r>
+          </w:p>
+        </w:tc>
+        <w:tc>
+          <w:tcPr>
+            <w:tcW w:type="dxa" w:w="440"/>
+            <w:tcBorders>
+              <w:top w:val="none" w:color="FFFFFF" w:sz="0"/>
+              <w:left w:val="none" w:color="FFFFFF" w:sz="0"/>
+              <w:bottom w:val="none" w:color="FFFFFF" w:sz="0"/>
+              <w:right w:val="none" w:color="FFFFFF" w:sz="0"/>
+            </w:tcBorders>
+            <w:shd w:fill="FAF3E0" w:color="auto" w:val="clear"/>
+            <w:tcMar>
+              <w:top w:type="dxa" w:w="40"/>
+              <w:left w:type="dxa" w:w="80"/>
+              <w:bottom w:type="dxa" w:w="40"/>
+              <w:right w:type="dxa" w:w="80"/>
+            </w:tcMar>
+            <w:vAlign w:val="center"/>
+          </w:tcPr>
+          <w:p>
+            <w:pPr>
+              <w:jc w:val="center"/>
+            </w:pPr>
+            <w:r>
+              <w:rPr>
+                <w:rFonts w:ascii="Arial" w:cs="Arial" w:eastAsia="Arial" w:hAnsi="Arial"/>
+                <w:color w:val="6B6B6B"/>
+                <w:sz w:val="15"/>
+                <w:szCs w:val="15"/>
+              </w:rPr>
+              <w:t xml:space="preserve">30s</w:t>
+            </w:r>
+          </w:p>
+        </w:tc>
+        <w:tc>
+          <w:tcPr>
+            <w:tcW w:type="dxa" w:w="5580"/>
+            <w:tcBorders>
+              <w:top w:val="none" w:color="FFFFFF" w:sz="0"/>
+              <w:left w:val="none" w:color="FFFFFF" w:sz="0"/>
+              <w:bottom w:val="none" w:color="FFFFFF" w:sz="0"/>
+              <w:right w:val="none" w:color="FFFFFF" w:sz="0"/>
+            </w:tcBorders>
+            <w:shd w:fill="FAF3E0" w:color="auto" w:val="clear"/>
+            <w:tcMar>
+              <w:top w:type="dxa" w:w="40"/>
+              <w:left w:type="dxa" w:w="80"/>
+              <w:bottom w:type="dxa" w:w="40"/>
+              <w:right w:type="dxa" w:w="80"/>
+            </w:tcMar>
+            <w:vAlign w:val="center"/>
+          </w:tcPr>
+          <w:p>
+            <w:r>
+              <w:rPr>
+                <w:rFonts w:ascii="Arial" w:cs="Arial" w:eastAsia="Arial" w:hAnsi="Arial"/>
+                <w:color w:val="6B6B6B"/>
+                <w:sz w:val="17"/>
+                <w:szCs w:val="17"/>
+              </w:rPr>
+              <w:t xml:space="preserve">Side plank, top shin on bench, hold level hips.</w:t>
+            </w:r>
+          </w:p>
+        </w:tc>
+      </w:tr>
+    </w:tbl>
+    <w:p>
+      <w:pPr>
+        <w:spacing w:after="100"/>
+      </w:pPr>
+    </w:p>
+    <w:p>
+      <w:pPr>
+        <w:spacing w:after="60" w:before="120"/>
+      </w:pPr>
+      <w:r>
+        <w:rPr>
+          <w:rFonts w:ascii="Arial" w:cs="Arial" w:eastAsia="Arial" w:hAnsi="Arial"/>
+          <w:b/>
+          <w:bCs/>
+          <w:color w:val="00695C"/>
+          <w:sz w:val="17"/>
+          <w:szCs w:val="17"/>
+        </w:rPr>
+        <w:t xml:space="preserve">D — SECONDARY COMPOUND — SINGLE-LEG RDL (LEFT-LED)</w:t>
+      </w:r>
+    </w:p>
+    <w:p>
+      <w:pPr>
+        <w:spacing w:after="80"/>
+      </w:pPr>
+      <w:r>
+        <w:rPr>
+          <w:rFonts w:ascii="Arial" w:cs="Arial" w:eastAsia="Arial" w:hAnsi="Arial"/>
+          <w:b/>
+          <w:bCs/>
+          <w:color w:val="00695C"/>
+          <w:sz w:val="17"/>
+          <w:szCs w:val="17"/>
+        </w:rPr>
+        <w:t xml:space="preserve">Load Target:  </w:t>
+      </w:r>
+      <w:r>
+        <w:rPr>
+          <w:rFonts w:ascii="Arial" w:cs="Arial" w:eastAsia="Arial" w:hAnsi="Arial"/>
+          <w:color w:val="2C2C2C"/>
+          <w:sz w:val="17"/>
+          <w:szCs w:val="17"/>
+        </w:rPr>
+        <w:t xml:space="preserve">The day's second compound pattern — a hip hinge, rotating off the knee-dominant work above. Left leg leads. If the day calls for a variation, rotate between: a B-stance RDL (rear foot down for balance, left leg takes the working share) or a hip hinge to a bench or target (shortened range) — both left-led, both in the same technique band. The single-leg RDL stays the movement we track.</w:t>
+      </w:r>
+    </w:p>
+    <w:tbl>
+      <w:tblPr>
+        <w:tblW w:type="dxa" w:w="10440"/>
+        <w:tblBorders>
+          <w:top w:val="none" w:color="FFFFFF" w:sz="0"/>
+          <w:left w:val="none" w:color="FFFFFF" w:sz="0"/>
+          <w:bottom w:val="none" w:color="FFFFFF" w:sz="0"/>
+          <w:right w:val="none" w:color="FFFFFF" w:sz="0"/>
+          <w:insideH w:val="single" w:color="auto" w:sz="4"/>
+          <w:insideV w:val="single" w:color="auto" w:sz="4"/>
+        </w:tblBorders>
+      </w:tblPr>
+      <w:tblGrid>
+        <w:gridCol w:w="2400"/>
+        <w:gridCol w:w="380"/>
+        <w:gridCol w:w="420"/>
+        <w:gridCol w:w="680"/>
+        <w:gridCol w:w="540"/>
+        <w:gridCol w:w="440"/>
+        <w:gridCol w:w="5580"/>
+      </w:tblGrid>
+      <w:tr>
+        <w:tc>
+          <w:tcPr>
+            <w:tcW w:type="dxa" w:w="2400"/>
+            <w:tcBorders>
+              <w:top w:val="none" w:color="FFFFFF" w:sz="0"/>
+              <w:left w:val="none" w:color="FFFFFF" w:sz="0"/>
+              <w:bottom w:val="none" w:color="FFFFFF" w:sz="0"/>
+              <w:right w:val="none" w:color="FFFFFF" w:sz="0"/>
+            </w:tcBorders>
+            <w:shd w:fill="E0F2F1" w:color="auto" w:val="clear"/>
+            <w:tcMar>
+              <w:top w:type="dxa" w:w="40"/>
+              <w:left w:type="dxa" w:w="80"/>
+              <w:bottom w:type="dxa" w:w="40"/>
+              <w:right w:type="dxa" w:w="80"/>
+            </w:tcMar>
+            <w:vAlign w:val="center"/>
+          </w:tcPr>
+          <w:p>
+            <w:pPr>
+              <w:jc w:val="left"/>
+            </w:pPr>
+            <w:r>
+              <w:rPr>
+                <w:rFonts w:ascii="Arial" w:cs="Arial" w:eastAsia="Arial" w:hAnsi="Arial"/>
+                <w:b/>
+                <w:bCs/>
+                <w:color w:val="00695C"/>
+                <w:sz w:val="15"/>
+                <w:szCs w:val="15"/>
+              </w:rPr>
+              <w:t xml:space="preserve">EXERCISE</w:t>
+            </w:r>
+          </w:p>
+        </w:tc>
+        <w:tc>
+          <w:tcPr>
+            <w:tcW w:type="dxa" w:w="380"/>
+            <w:tcBorders>
+              <w:top w:val="none" w:color="FFFFFF" w:sz="0"/>
+              <w:left w:val="none" w:color="FFFFFF" w:sz="0"/>
+              <w:bottom w:val="none" w:color="FFFFFF" w:sz="0"/>
+              <w:right w:val="none" w:color="FFFFFF" w:sz="0"/>
+            </w:tcBorders>
+            <w:shd w:fill="E0F2F1" w:color="auto" w:val="clear"/>
+            <w:tcMar>
+              <w:top w:type="dxa" w:w="40"/>
+              <w:left w:type="dxa" w:w="80"/>
+              <w:bottom w:type="dxa" w:w="40"/>
+              <w:right w:type="dxa" w:w="80"/>
+            </w:tcMar>
+            <w:vAlign w:val="center"/>
+          </w:tcPr>
+          <w:p>
+            <w:pPr>
+              <w:jc w:val="center"/>
+            </w:pPr>
+            <w:r>
+              <w:rPr>
+                <w:rFonts w:ascii="Arial" w:cs="Arial" w:eastAsia="Arial" w:hAnsi="Arial"/>
+                <w:b/>
+                <w:bCs/>
+                <w:color w:val="00695C"/>
+                <w:sz w:val="13"/>
+                <w:szCs w:val="13"/>
+              </w:rPr>
+              <w:t xml:space="preserve">SETS</w:t>
+            </w:r>
+          </w:p>
+        </w:tc>
+        <w:tc>
+          <w:tcPr>
+            <w:tcW w:type="dxa" w:w="420"/>
+            <w:tcBorders>
+              <w:top w:val="none" w:color="FFFFFF" w:sz="0"/>
+              <w:left w:val="none" w:color="FFFFFF" w:sz="0"/>
+              <w:bottom w:val="none" w:color="FFFFFF" w:sz="0"/>
+              <w:right w:val="none" w:color="FFFFFF" w:sz="0"/>
+            </w:tcBorders>
+            <w:shd w:fill="E0F2F1" w:color="auto" w:val="clear"/>
+            <w:tcMar>
+              <w:top w:type="dxa" w:w="40"/>
+              <w:left w:type="dxa" w:w="80"/>
+              <w:bottom w:type="dxa" w:w="40"/>
+              <w:right w:type="dxa" w:w="80"/>
+            </w:tcMar>
+            <w:vAlign w:val="center"/>
+          </w:tcPr>
+          <w:p>
+            <w:pPr>
+              <w:jc w:val="center"/>
+            </w:pPr>
+            <w:r>
+              <w:rPr>
+                <w:rFonts w:ascii="Arial" w:cs="Arial" w:eastAsia="Arial" w:hAnsi="Arial"/>
+                <w:b/>
+                <w:bCs/>
+                <w:color w:val="00695C"/>
+                <w:sz w:val="13"/>
+                <w:szCs w:val="13"/>
+              </w:rPr>
+              <w:t xml:space="preserve">REPS</w:t>
+            </w:r>
+          </w:p>
+        </w:tc>
+        <w:tc>
+          <w:tcPr>
+            <w:tcW w:type="dxa" w:w="680"/>
+            <w:tcBorders>
+              <w:top w:val="none" w:color="FFFFFF" w:sz="0"/>
+              <w:left w:val="none" w:color="FFFFFF" w:sz="0"/>
+              <w:bottom w:val="none" w:color="FFFFFF" w:sz="0"/>
+              <w:right w:val="none" w:color="FFFFFF" w:sz="0"/>
+            </w:tcBorders>
+            <w:shd w:fill="E0F2F1" w:color="auto" w:val="clear"/>
+            <w:tcMar>
+              <w:top w:type="dxa" w:w="40"/>
+              <w:left w:type="dxa" w:w="80"/>
+              <w:bottom w:type="dxa" w:w="40"/>
+              <w:right w:type="dxa" w:w="80"/>
+            </w:tcMar>
+            <w:vAlign w:val="center"/>
+          </w:tcPr>
+          <w:p>
+            <w:pPr>
+              <w:jc w:val="center"/>
+            </w:pPr>
+            <w:r>
+              <w:rPr>
+                <w:rFonts w:ascii="Arial" w:cs="Arial" w:eastAsia="Arial" w:hAnsi="Arial"/>
+                <w:b/>
+                <w:bCs/>
+                <w:color w:val="00695C"/>
+                <w:sz w:val="13"/>
+                <w:szCs w:val="13"/>
+              </w:rPr>
+              <w:t xml:space="preserve">LOAD</w:t>
+            </w:r>
+          </w:p>
+        </w:tc>
+        <w:tc>
+          <w:tcPr>
+            <w:tcW w:type="dxa" w:w="540"/>
+            <w:tcBorders>
+              <w:top w:val="none" w:color="FFFFFF" w:sz="0"/>
+              <w:left w:val="none" w:color="FFFFFF" w:sz="0"/>
+              <w:bottom w:val="none" w:color="FFFFFF" w:sz="0"/>
+              <w:right w:val="none" w:color="FFFFFF" w:sz="0"/>
+            </w:tcBorders>
+            <w:shd w:fill="E0F2F1" w:color="auto" w:val="clear"/>
+            <w:tcMar>
+              <w:top w:type="dxa" w:w="40"/>
+              <w:left w:type="dxa" w:w="80"/>
+              <w:bottom w:type="dxa" w:w="40"/>
+              <w:right w:type="dxa" w:w="80"/>
+            </w:tcMar>
+            <w:vAlign w:val="center"/>
+          </w:tcPr>
+          <w:p>
+            <w:pPr>
+              <w:jc w:val="center"/>
+            </w:pPr>
+            <w:r>
+              <w:rPr>
+                <w:rFonts w:ascii="Arial" w:cs="Arial" w:eastAsia="Arial" w:hAnsi="Arial"/>
+                <w:b/>
+                <w:bCs/>
+                <w:color w:val="00695C"/>
+                <w:sz w:val="13"/>
+                <w:szCs w:val="13"/>
+              </w:rPr>
+              <w:t xml:space="preserve">TEMPO</w:t>
+            </w:r>
+          </w:p>
+        </w:tc>
+        <w:tc>
+          <w:tcPr>
+            <w:tcW w:type="dxa" w:w="440"/>
+            <w:tcBorders>
+              <w:top w:val="none" w:color="FFFFFF" w:sz="0"/>
+              <w:left w:val="none" w:color="FFFFFF" w:sz="0"/>
+              <w:bottom w:val="none" w:color="FFFFFF" w:sz="0"/>
+              <w:right w:val="none" w:color="FFFFFF" w:sz="0"/>
+            </w:tcBorders>
+            <w:shd w:fill="E0F2F1" w:color="auto" w:val="clear"/>
+            <w:tcMar>
+              <w:top w:type="dxa" w:w="40"/>
+              <w:left w:type="dxa" w:w="80"/>
+              <w:bottom w:type="dxa" w:w="40"/>
+              <w:right w:type="dxa" w:w="80"/>
+            </w:tcMar>
+            <w:vAlign w:val="center"/>
+          </w:tcPr>
+          <w:p>
+            <w:pPr>
+              <w:jc w:val="center"/>
+            </w:pPr>
+            <w:r>
+              <w:rPr>
+                <w:rFonts w:ascii="Arial" w:cs="Arial" w:eastAsia="Arial" w:hAnsi="Arial"/>
+                <w:b/>
+                <w:bCs/>
+                <w:color w:val="00695C"/>
+                <w:sz w:val="13"/>
+                <w:szCs w:val="13"/>
+              </w:rPr>
+              <w:t xml:space="preserve">REST</w:t>
+            </w:r>
+          </w:p>
+        </w:tc>
+        <w:tc>
+          <w:tcPr>
+            <w:tcW w:type="dxa" w:w="5580"/>
+            <w:tcBorders>
+              <w:top w:val="none" w:color="FFFFFF" w:sz="0"/>
+              <w:left w:val="none" w:color="FFFFFF" w:sz="0"/>
+              <w:bottom w:val="none" w:color="FFFFFF" w:sz="0"/>
+              <w:right w:val="none" w:color="FFFFFF" w:sz="0"/>
+            </w:tcBorders>
+            <w:shd w:fill="E0F2F1" w:color="auto" w:val="clear"/>
+            <w:tcMar>
+              <w:top w:type="dxa" w:w="40"/>
+              <w:left w:type="dxa" w:w="80"/>
+              <w:bottom w:type="dxa" w:w="40"/>
+              <w:right w:type="dxa" w:w="80"/>
+            </w:tcMar>
+            <w:vAlign w:val="center"/>
+          </w:tcPr>
+          <w:p>
+            <w:pPr>
+              <w:jc w:val="left"/>
+            </w:pPr>
+            <w:r>
+              <w:rPr>
+                <w:rFonts w:ascii="Arial" w:cs="Arial" w:eastAsia="Arial" w:hAnsi="Arial"/>
+                <w:b/>
+                <w:bCs/>
+                <w:color w:val="00695C"/>
+                <w:sz w:val="15"/>
+                <w:szCs w:val="15"/>
+              </w:rPr>
+              <w:t xml:space="preserve">COACHING CUE</w:t>
+            </w:r>
+          </w:p>
+        </w:tc>
+      </w:tr>
+      <w:tr>
+        <w:tc>
+          <w:tcPr>
+            <w:tcW w:type="dxa" w:w="2400"/>
+            <w:tcBorders>
+              <w:top w:val="none" w:color="FFFFFF" w:sz="0"/>
+              <w:left w:val="none" w:color="FFFFFF" w:sz="0"/>
+              <w:bottom w:val="none" w:color="FFFFFF" w:sz="0"/>
+              <w:right w:val="none" w:color="FFFFFF" w:sz="0"/>
+            </w:tcBorders>
+            <w:shd w:fill="F0FAFA" w:color="auto" w:val="clear"/>
+            <w:tcMar>
+              <w:top w:type="dxa" w:w="40"/>
+              <w:left w:type="dxa" w:w="80"/>
+              <w:bottom w:type="dxa" w:w="40"/>
+              <w:right w:type="dxa" w:w="80"/>
+            </w:tcMar>
+            <w:vAlign w:val="center"/>
+          </w:tcPr>
+          <w:p>
+            <w:r>
+              <w:rPr>
+                <w:rFonts w:ascii="Arial" w:cs="Arial" w:eastAsia="Arial" w:hAnsi="Arial"/>
+                <w:b/>
+                <w:bCs/>
+                <w:color w:val="2C2C2C"/>
+                <w:sz w:val="18"/>
+                <w:szCs w:val="18"/>
+              </w:rPr>
               <w:t xml:space="preserve">Single-Leg RDL (hand-supported)</w:t>
             </w:r>
           </w:p>
@@ -8641,7 +8981,7 @@
               <w:bottom w:val="none" w:color="FFFFFF" w:sz="0"/>
               <w:right w:val="none" w:color="FFFFFF" w:sz="0"/>
             </w:tcBorders>
-            <w:shd w:fill="FAF3E0" w:color="auto" w:val="clear"/>
+            <w:shd w:fill="F0FAFA" w:color="auto" w:val="clear"/>
             <w:tcMar>
               <w:top w:type="dxa" w:w="40"/>
               <w:left w:type="dxa" w:w="80"/>
@@ -8674,7 +9014,7 @@
               <w:bottom w:val="none" w:color="FFFFFF" w:sz="0"/>
               <w:right w:val="none" w:color="FFFFFF" w:sz="0"/>
             </w:tcBorders>
-            <w:shd w:fill="FAF3E0" w:color="auto" w:val="clear"/>
+            <w:shd w:fill="F0FAFA" w:color="auto" w:val="clear"/>
             <w:tcMar>
               <w:top w:type="dxa" w:w="40"/>
               <w:left w:type="dxa" w:w="80"/>
@@ -8707,7 +9047,7 @@
               <w:bottom w:val="none" w:color="FFFFFF" w:sz="0"/>
               <w:right w:val="none" w:color="FFFFFF" w:sz="0"/>
             </w:tcBorders>
-            <w:shd w:fill="FAF3E0" w:color="auto" w:val="clear"/>
+            <w:shd w:fill="F0FAFA" w:color="auto" w:val="clear"/>
             <w:tcMar>
               <w:top w:type="dxa" w:w="40"/>
               <w:left w:type="dxa" w:w="80"/>
@@ -8740,7 +9080,7 @@
               <w:bottom w:val="none" w:color="FFFFFF" w:sz="0"/>
               <w:right w:val="none" w:color="FFFFFF" w:sz="0"/>
             </w:tcBorders>
-            <w:shd w:fill="FAF3E0" w:color="auto" w:val="clear"/>
+            <w:shd w:fill="F0FAFA" w:color="auto" w:val="clear"/>
             <w:tcMar>
               <w:top w:type="dxa" w:w="40"/>
               <w:left w:type="dxa" w:w="80"/>
@@ -8773,7 +9113,7 @@
               <w:bottom w:val="none" w:color="FFFFFF" w:sz="0"/>
               <w:right w:val="none" w:color="FFFFFF" w:sz="0"/>
             </w:tcBorders>
-            <w:shd w:fill="FAF3E0" w:color="auto" w:val="clear"/>
+            <w:shd w:fill="F0FAFA" w:color="auto" w:val="clear"/>
             <w:tcMar>
               <w:top w:type="dxa" w:w="40"/>
               <w:left w:type="dxa" w:w="80"/>
@@ -8806,7 +9146,7 @@
               <w:bottom w:val="none" w:color="FFFFFF" w:sz="0"/>
               <w:right w:val="none" w:color="FFFFFF" w:sz="0"/>
             </w:tcBorders>
-            <w:shd w:fill="FAF3E0" w:color="auto" w:val="clear"/>
+            <w:shd w:fill="F0FAFA" w:color="auto" w:val="clear"/>
             <w:tcMar>
               <w:top w:type="dxa" w:w="40"/>
               <w:left w:type="dxa" w:w="80"/>
@@ -8839,6 +9179,74 @@
           </w:p>
         </w:tc>
       </w:tr>
+    </w:tbl>
+    <w:p>
+      <w:pPr>
+        <w:spacing w:after="100"/>
+      </w:pPr>
+    </w:p>
+    <w:p>
+      <w:pPr>
+        <w:spacing w:after="60" w:before="120"/>
+      </w:pPr>
+      <w:r>
+        <w:rPr>
+          <w:rFonts w:ascii="Arial" w:cs="Arial" w:eastAsia="Arial" w:hAnsi="Arial"/>
+          <w:b/>
+          <w:bCs/>
+          <w:color w:val="C9A227"/>
+          <w:sz w:val="17"/>
+          <w:szCs w:val="17"/>
+        </w:rPr>
+        <w:t xml:space="preserve">E — FULL-BODY INTEGRATION — SUITCASE CARRY</w:t>
+      </w:r>
+    </w:p>
+    <w:p>
+      <w:pPr>
+        <w:spacing w:after="80"/>
+      </w:pPr>
+      <w:r>
+        <w:rPr>
+          <w:rFonts w:ascii="Arial" w:cs="Arial" w:eastAsia="Arial" w:hAnsi="Arial"/>
+          <w:b/>
+          <w:bCs/>
+          <w:color w:val="C9A227"/>
+          <w:sz w:val="17"/>
+          <w:szCs w:val="17"/>
+        </w:rPr>
+        <w:t xml:space="preserve">Why:  </w:t>
+      </w:r>
+      <w:r>
+        <w:rPr>
+          <w:rFonts w:ascii="Arial" w:cs="Arial" w:eastAsia="Arial" w:hAnsi="Arial"/>
+          <w:color w:val="2C2C2C"/>
+          <w:sz w:val="17"/>
+          <w:szCs w:val="17"/>
+        </w:rPr>
+        <w:t xml:space="preserve">The session's closing compound — one loaded walk pulling the day's single-leg control and bracing together under gait, one hand at a time with both sides working evenly. Distance and quality govern this work, not a rep count.</w:t>
+      </w:r>
+    </w:p>
+    <w:tbl>
+      <w:tblPr>
+        <w:tblW w:type="dxa" w:w="10440"/>
+        <w:tblBorders>
+          <w:top w:val="none" w:color="FFFFFF" w:sz="0"/>
+          <w:left w:val="none" w:color="FFFFFF" w:sz="0"/>
+          <w:bottom w:val="none" w:color="FFFFFF" w:sz="0"/>
+          <w:right w:val="none" w:color="FFFFFF" w:sz="0"/>
+          <w:insideH w:val="single" w:color="auto" w:sz="4"/>
+          <w:insideV w:val="single" w:color="auto" w:sz="4"/>
+        </w:tblBorders>
+      </w:tblPr>
+      <w:tblGrid>
+        <w:gridCol w:w="2400"/>
+        <w:gridCol w:w="380"/>
+        <w:gridCol w:w="420"/>
+        <w:gridCol w:w="680"/>
+        <w:gridCol w:w="540"/>
+        <w:gridCol w:w="440"/>
+        <w:gridCol w:w="5580"/>
+      </w:tblGrid>
       <w:tr>
         <w:tc>
           <w:tcPr>
@@ -8849,7 +9257,254 @@
               <w:bottom w:val="none" w:color="FFFFFF" w:sz="0"/>
               <w:right w:val="none" w:color="FFFFFF" w:sz="0"/>
             </w:tcBorders>
-            <w:shd w:fill="FFFFFF" w:color="auto" w:val="clear"/>
+            <w:shd w:fill="F5E8C0" w:color="auto" w:val="clear"/>
+            <w:tcMar>
+              <w:top w:type="dxa" w:w="40"/>
+              <w:left w:type="dxa" w:w="80"/>
+              <w:bottom w:type="dxa" w:w="40"/>
+              <w:right w:type="dxa" w:w="80"/>
+            </w:tcMar>
+            <w:vAlign w:val="center"/>
+          </w:tcPr>
+          <w:p>
+            <w:pPr>
+              <w:jc w:val="left"/>
+            </w:pPr>
+            <w:r>
+              <w:rPr>
+                <w:rFonts w:ascii="Arial" w:cs="Arial" w:eastAsia="Arial" w:hAnsi="Arial"/>
+                <w:b/>
+                <w:bCs/>
+                <w:color w:val="C9A227"/>
+                <w:sz w:val="15"/>
+                <w:szCs w:val="15"/>
+              </w:rPr>
+              <w:t xml:space="preserve">EXERCISE</w:t>
+            </w:r>
+          </w:p>
+        </w:tc>
+        <w:tc>
+          <w:tcPr>
+            <w:tcW w:type="dxa" w:w="380"/>
+            <w:tcBorders>
+              <w:top w:val="none" w:color="FFFFFF" w:sz="0"/>
+              <w:left w:val="none" w:color="FFFFFF" w:sz="0"/>
+              <w:bottom w:val="none" w:color="FFFFFF" w:sz="0"/>
+              <w:right w:val="none" w:color="FFFFFF" w:sz="0"/>
+            </w:tcBorders>
+            <w:shd w:fill="F5E8C0" w:color="auto" w:val="clear"/>
+            <w:tcMar>
+              <w:top w:type="dxa" w:w="40"/>
+              <w:left w:type="dxa" w:w="80"/>
+              <w:bottom w:type="dxa" w:w="40"/>
+              <w:right w:type="dxa" w:w="80"/>
+            </w:tcMar>
+            <w:vAlign w:val="center"/>
+          </w:tcPr>
+          <w:p>
+            <w:pPr>
+              <w:jc w:val="center"/>
+            </w:pPr>
+            <w:r>
+              <w:rPr>
+                <w:rFonts w:ascii="Arial" w:cs="Arial" w:eastAsia="Arial" w:hAnsi="Arial"/>
+                <w:b/>
+                <w:bCs/>
+                <w:color w:val="C9A227"/>
+                <w:sz w:val="13"/>
+                <w:szCs w:val="13"/>
+              </w:rPr>
+              <w:t xml:space="preserve">SETS</w:t>
+            </w:r>
+          </w:p>
+        </w:tc>
+        <w:tc>
+          <w:tcPr>
+            <w:tcW w:type="dxa" w:w="420"/>
+            <w:tcBorders>
+              <w:top w:val="none" w:color="FFFFFF" w:sz="0"/>
+              <w:left w:val="none" w:color="FFFFFF" w:sz="0"/>
+              <w:bottom w:val="none" w:color="FFFFFF" w:sz="0"/>
+              <w:right w:val="none" w:color="FFFFFF" w:sz="0"/>
+            </w:tcBorders>
+            <w:shd w:fill="F5E8C0" w:color="auto" w:val="clear"/>
+            <w:tcMar>
+              <w:top w:type="dxa" w:w="40"/>
+              <w:left w:type="dxa" w:w="80"/>
+              <w:bottom w:type="dxa" w:w="40"/>
+              <w:right w:type="dxa" w:w="80"/>
+            </w:tcMar>
+            <w:vAlign w:val="center"/>
+          </w:tcPr>
+          <w:p>
+            <w:pPr>
+              <w:jc w:val="center"/>
+            </w:pPr>
+            <w:r>
+              <w:rPr>
+                <w:rFonts w:ascii="Arial" w:cs="Arial" w:eastAsia="Arial" w:hAnsi="Arial"/>
+                <w:b/>
+                <w:bCs/>
+                <w:color w:val="C9A227"/>
+                <w:sz w:val="13"/>
+                <w:szCs w:val="13"/>
+              </w:rPr>
+              <w:t xml:space="preserve">REPS</w:t>
+            </w:r>
+          </w:p>
+        </w:tc>
+        <w:tc>
+          <w:tcPr>
+            <w:tcW w:type="dxa" w:w="680"/>
+            <w:tcBorders>
+              <w:top w:val="none" w:color="FFFFFF" w:sz="0"/>
+              <w:left w:val="none" w:color="FFFFFF" w:sz="0"/>
+              <w:bottom w:val="none" w:color="FFFFFF" w:sz="0"/>
+              <w:right w:val="none" w:color="FFFFFF" w:sz="0"/>
+            </w:tcBorders>
+            <w:shd w:fill="F5E8C0" w:color="auto" w:val="clear"/>
+            <w:tcMar>
+              <w:top w:type="dxa" w:w="40"/>
+              <w:left w:type="dxa" w:w="80"/>
+              <w:bottom w:type="dxa" w:w="40"/>
+              <w:right w:type="dxa" w:w="80"/>
+            </w:tcMar>
+            <w:vAlign w:val="center"/>
+          </w:tcPr>
+          <w:p>
+            <w:pPr>
+              <w:jc w:val="center"/>
+            </w:pPr>
+            <w:r>
+              <w:rPr>
+                <w:rFonts w:ascii="Arial" w:cs="Arial" w:eastAsia="Arial" w:hAnsi="Arial"/>
+                <w:b/>
+                <w:bCs/>
+                <w:color w:val="C9A227"/>
+                <w:sz w:val="13"/>
+                <w:szCs w:val="13"/>
+              </w:rPr>
+              <w:t xml:space="preserve">LOAD</w:t>
+            </w:r>
+          </w:p>
+        </w:tc>
+        <w:tc>
+          <w:tcPr>
+            <w:tcW w:type="dxa" w:w="540"/>
+            <w:tcBorders>
+              <w:top w:val="none" w:color="FFFFFF" w:sz="0"/>
+              <w:left w:val="none" w:color="FFFFFF" w:sz="0"/>
+              <w:bottom w:val="none" w:color="FFFFFF" w:sz="0"/>
+              <w:right w:val="none" w:color="FFFFFF" w:sz="0"/>
+            </w:tcBorders>
+            <w:shd w:fill="F5E8C0" w:color="auto" w:val="clear"/>
+            <w:tcMar>
+              <w:top w:type="dxa" w:w="40"/>
+              <w:left w:type="dxa" w:w="80"/>
+              <w:bottom w:type="dxa" w:w="40"/>
+              <w:right w:type="dxa" w:w="80"/>
+            </w:tcMar>
+            <w:vAlign w:val="center"/>
+          </w:tcPr>
+          <w:p>
+            <w:pPr>
+              <w:jc w:val="center"/>
+            </w:pPr>
+            <w:r>
+              <w:rPr>
+                <w:rFonts w:ascii="Arial" w:cs="Arial" w:eastAsia="Arial" w:hAnsi="Arial"/>
+                <w:b/>
+                <w:bCs/>
+                <w:color w:val="C9A227"/>
+                <w:sz w:val="13"/>
+                <w:szCs w:val="13"/>
+              </w:rPr>
+              <w:t xml:space="preserve">TEMPO</w:t>
+            </w:r>
+          </w:p>
+        </w:tc>
+        <w:tc>
+          <w:tcPr>
+            <w:tcW w:type="dxa" w:w="440"/>
+            <w:tcBorders>
+              <w:top w:val="none" w:color="FFFFFF" w:sz="0"/>
+              <w:left w:val="none" w:color="FFFFFF" w:sz="0"/>
+              <w:bottom w:val="none" w:color="FFFFFF" w:sz="0"/>
+              <w:right w:val="none" w:color="FFFFFF" w:sz="0"/>
+            </w:tcBorders>
+            <w:shd w:fill="F5E8C0" w:color="auto" w:val="clear"/>
+            <w:tcMar>
+              <w:top w:type="dxa" w:w="40"/>
+              <w:left w:type="dxa" w:w="80"/>
+              <w:bottom w:type="dxa" w:w="40"/>
+              <w:right w:type="dxa" w:w="80"/>
+            </w:tcMar>
+            <w:vAlign w:val="center"/>
+          </w:tcPr>
+          <w:p>
+            <w:pPr>
+              <w:jc w:val="center"/>
+            </w:pPr>
+            <w:r>
+              <w:rPr>
+                <w:rFonts w:ascii="Arial" w:cs="Arial" w:eastAsia="Arial" w:hAnsi="Arial"/>
+                <w:b/>
+                <w:bCs/>
+                <w:color w:val="C9A227"/>
+                <w:sz w:val="13"/>
+                <w:szCs w:val="13"/>
+              </w:rPr>
+              <w:t xml:space="preserve">REST</w:t>
+            </w:r>
+          </w:p>
+        </w:tc>
+        <w:tc>
+          <w:tcPr>
+            <w:tcW w:type="dxa" w:w="5580"/>
+            <w:tcBorders>
+              <w:top w:val="none" w:color="FFFFFF" w:sz="0"/>
+              <w:left w:val="none" w:color="FFFFFF" w:sz="0"/>
+              <w:bottom w:val="none" w:color="FFFFFF" w:sz="0"/>
+              <w:right w:val="none" w:color="FFFFFF" w:sz="0"/>
+            </w:tcBorders>
+            <w:shd w:fill="F5E8C0" w:color="auto" w:val="clear"/>
+            <w:tcMar>
+              <w:top w:type="dxa" w:w="40"/>
+              <w:left w:type="dxa" w:w="80"/>
+              <w:bottom w:type="dxa" w:w="40"/>
+              <w:right w:type="dxa" w:w="80"/>
+            </w:tcMar>
+            <w:vAlign w:val="center"/>
+          </w:tcPr>
+          <w:p>
+            <w:pPr>
+              <w:jc w:val="left"/>
+            </w:pPr>
+            <w:r>
+              <w:rPr>
+                <w:rFonts w:ascii="Arial" w:cs="Arial" w:eastAsia="Arial" w:hAnsi="Arial"/>
+                <w:b/>
+                <w:bCs/>
+                <w:color w:val="C9A227"/>
+                <w:sz w:val="15"/>
+                <w:szCs w:val="15"/>
+              </w:rPr>
+              <w:t xml:space="preserve">COACHING CUE</w:t>
+            </w:r>
+          </w:p>
+        </w:tc>
+      </w:tr>
+      <w:tr>
+        <w:tc>
+          <w:tcPr>
+            <w:tcW w:type="dxa" w:w="2400"/>
+            <w:tcBorders>
+              <w:top w:val="none" w:color="FFFFFF" w:sz="0"/>
+              <w:left w:val="none" w:color="FFFFFF" w:sz="0"/>
+              <w:bottom w:val="none" w:color="FFFFFF" w:sz="0"/>
+              <w:right w:val="none" w:color="FFFFFF" w:sz="0"/>
+            </w:tcBorders>
+            <w:shd w:fill="FAF3E0" w:color="auto" w:val="clear"/>
             <w:tcMar>
               <w:top w:type="dxa" w:w="40"/>
               <w:left w:type="dxa" w:w="80"/>
@@ -8868,7 +9523,7 @@
                 <w:sz w:val="18"/>
                 <w:szCs w:val="18"/>
               </w:rPr>
-              <w:t xml:space="preserve">Copenhagen Plank (bench, top leg)</w:t>
+              <w:t xml:space="preserve">DB Suitcase Farmer Carry</w:t>
             </w:r>
           </w:p>
         </w:tc>
@@ -8881,7 +9536,7 @@
               <w:bottom w:val="none" w:color="FFFFFF" w:sz="0"/>
               <w:right w:val="none" w:color="FFFFFF" w:sz="0"/>
             </w:tcBorders>
-            <w:shd w:fill="FFFFFF" w:color="auto" w:val="clear"/>
+            <w:shd w:fill="FAF3E0" w:color="auto" w:val="clear"/>
             <w:tcMar>
               <w:top w:type="dxa" w:w="40"/>
               <w:left w:type="dxa" w:w="80"/>
@@ -8901,7 +9556,7 @@
                 <w:sz w:val="15"/>
                 <w:szCs w:val="15"/>
               </w:rPr>
-              <w:t xml:space="preserve">2</w:t>
+              <w:t xml:space="preserve">3</w:t>
             </w:r>
           </w:p>
         </w:tc>
@@ -8914,7 +9569,7 @@
               <w:bottom w:val="none" w:color="FFFFFF" w:sz="0"/>
               <w:right w:val="none" w:color="FFFFFF" w:sz="0"/>
             </w:tcBorders>
-            <w:shd w:fill="FFFFFF" w:color="auto" w:val="clear"/>
+            <w:shd w:fill="FAF3E0" w:color="auto" w:val="clear"/>
             <w:tcMar>
               <w:top w:type="dxa" w:w="40"/>
               <w:left w:type="dxa" w:w="80"/>
@@ -8934,7 +9589,7 @@
                 <w:sz w:val="15"/>
                 <w:szCs w:val="15"/>
               </w:rPr>
-              <w:t xml:space="preserve">15–20s each side</w:t>
+              <w:t xml:space="preserve">20 yd each hand</w:t>
             </w:r>
           </w:p>
         </w:tc>
@@ -8947,7 +9602,7 @@
               <w:bottom w:val="none" w:color="FFFFFF" w:sz="0"/>
               <w:right w:val="none" w:color="FFFFFF" w:sz="0"/>
             </w:tcBorders>
-            <w:shd w:fill="FFFFFF" w:color="auto" w:val="clear"/>
+            <w:shd w:fill="FAF3E0" w:color="auto" w:val="clear"/>
             <w:tcMar>
               <w:top w:type="dxa" w:w="40"/>
               <w:left w:type="dxa" w:w="80"/>
@@ -8967,7 +9622,7 @@
                 <w:sz w:val="15"/>
                 <w:szCs w:val="15"/>
               </w:rPr>
-              <w:t xml:space="preserve">BW</w:t>
+              <w:t xml:space="preserve">25 lb</w:t>
             </w:r>
           </w:p>
         </w:tc>
@@ -8980,7 +9635,7 @@
               <w:bottom w:val="none" w:color="FFFFFF" w:sz="0"/>
               <w:right w:val="none" w:color="FFFFFF" w:sz="0"/>
             </w:tcBorders>
-            <w:shd w:fill="FFFFFF" w:color="auto" w:val="clear"/>
+            <w:shd w:fill="FAF3E0" w:color="auto" w:val="clear"/>
             <w:tcMar>
               <w:top w:type="dxa" w:w="40"/>
               <w:left w:type="dxa" w:w="80"/>
@@ -9013,7 +9668,7 @@
               <w:bottom w:val="none" w:color="FFFFFF" w:sz="0"/>
               <w:right w:val="none" w:color="FFFFFF" w:sz="0"/>
             </w:tcBorders>
-            <w:shd w:fill="FFFFFF" w:color="auto" w:val="clear"/>
+            <w:shd w:fill="FAF3E0" w:color="auto" w:val="clear"/>
             <w:tcMar>
               <w:top w:type="dxa" w:w="40"/>
               <w:left w:type="dxa" w:w="80"/>
@@ -9033,7 +9688,7 @@
                 <w:sz w:val="15"/>
                 <w:szCs w:val="15"/>
               </w:rPr>
-              <w:t xml:space="preserve">30s</w:t>
+              <w:t xml:space="preserve">60s</w:t>
             </w:r>
           </w:p>
         </w:tc>
@@ -9046,7 +9701,7 @@
               <w:bottom w:val="none" w:color="FFFFFF" w:sz="0"/>
               <w:right w:val="none" w:color="FFFFFF" w:sz="0"/>
             </w:tcBorders>
-            <w:shd w:fill="FFFFFF" w:color="auto" w:val="clear"/>
+            <w:shd w:fill="FAF3E0" w:color="auto" w:val="clear"/>
             <w:tcMar>
               <w:top w:type="dxa" w:w="40"/>
               <w:left w:type="dxa" w:w="80"/>
@@ -9063,7 +9718,18 @@
                 <w:sz w:val="17"/>
                 <w:szCs w:val="17"/>
               </w:rPr>
-              <w:t xml:space="preserve">Side plank, top shin on bench, hold level hips.</w:t>
+              <w:t xml:space="preserve">Ribs stacked over hips, no side lean, tight grip.</w:t>
+            </w:r>
+            <w:r>
+              <w:rPr>
+                <w:rFonts w:ascii="Arial" w:cs="Arial" w:eastAsia="Arial" w:hAnsi="Arial"/>
+                <w:i/>
+                <w:iCs/>
+                <w:color w:val="00695C"/>
+                <w:sz w:val="14"/>
+                <w:szCs w:val="14"/>
+              </w:rPr>
+              <w:t xml:space="preserve">  Distance &amp; quality governed — no RIR target</w:t>
             </w:r>
           </w:p>
         </w:tc>
@@ -9121,7 +9787,7 @@
           <w:sz w:val="17"/>
           <w:szCs w:val="17"/>
         </w:rPr>
-        <w:t xml:space="preserve">No PRs today — this session exists to close the left/right leg gap. Every left-side rep goes first, at full attention, before the right.</w:t>
+        <w:t xml:space="preserve">No PRs today — this session exists to close the left/right leg gap. Every left-side rep goes first, at full attention, before the right. The closing carry keeps that control working all the way out the door.</w:t>
       </w:r>
     </w:p>
     <w:p>
@@ -9429,11 +10095,555 @@
           <w:rFonts w:ascii="Arial" w:cs="Arial" w:eastAsia="Arial" w:hAnsi="Arial"/>
           <w:b/>
           <w:bCs/>
+          <w:color w:val="E53935"/>
+          <w:sz w:val="17"/>
+          <w:szCs w:val="17"/>
+        </w:rPr>
+        <w:t xml:space="preserve">A — SHOULDER CORRECTIVE — SCAPULAR SET</w:t>
+      </w:r>
+    </w:p>
+    <w:p>
+      <w:pPr>
+        <w:spacing w:after="80"/>
+      </w:pPr>
+      <w:r>
+        <w:rPr>
+          <w:rFonts w:ascii="Arial" w:cs="Arial" w:eastAsia="Arial" w:hAnsi="Arial"/>
+          <w:b/>
+          <w:bCs/>
+          <w:color w:val="E53935"/>
+          <w:sz w:val="17"/>
+          <w:szCs w:val="17"/>
+        </w:rPr>
+        <w:t xml:space="preserve">Why:  </w:t>
+      </w:r>
+      <w:r>
+        <w:rPr>
+          <w:rFonts w:ascii="Arial" w:cs="Arial" w:eastAsia="Arial" w:hAnsi="Arial"/>
+          <w:color w:val="2C2C2C"/>
+          <w:sz w:val="17"/>
+          <w:szCs w:val="17"/>
+        </w:rPr>
+        <w:t xml:space="preserve">Scapular and rotator-cuff preparation before any pressing — the standing rule for every session given the right-shoulder force deficit. Control precedes power: set the shoulder blades first, then load them.</w:t>
+      </w:r>
+    </w:p>
+    <w:tbl>
+      <w:tblPr>
+        <w:tblW w:type="dxa" w:w="10440"/>
+        <w:tblBorders>
+          <w:top w:val="none" w:color="FFFFFF" w:sz="0"/>
+          <w:left w:val="none" w:color="FFFFFF" w:sz="0"/>
+          <w:bottom w:val="none" w:color="FFFFFF" w:sz="0"/>
+          <w:right w:val="none" w:color="FFFFFF" w:sz="0"/>
+          <w:insideH w:val="single" w:color="auto" w:sz="4"/>
+          <w:insideV w:val="single" w:color="auto" w:sz="4"/>
+        </w:tblBorders>
+      </w:tblPr>
+      <w:tblGrid>
+        <w:gridCol w:w="2400"/>
+        <w:gridCol w:w="380"/>
+        <w:gridCol w:w="420"/>
+        <w:gridCol w:w="680"/>
+        <w:gridCol w:w="540"/>
+        <w:gridCol w:w="440"/>
+        <w:gridCol w:w="5580"/>
+      </w:tblGrid>
+      <w:tr>
+        <w:tc>
+          <w:tcPr>
+            <w:tcW w:type="dxa" w:w="2400"/>
+            <w:tcBorders>
+              <w:top w:val="none" w:color="FFFFFF" w:sz="0"/>
+              <w:left w:val="none" w:color="FFFFFF" w:sz="0"/>
+              <w:bottom w:val="none" w:color="FFFFFF" w:sz="0"/>
+              <w:right w:val="none" w:color="FFFFFF" w:sz="0"/>
+            </w:tcBorders>
+            <w:shd w:fill="FFEBEE" w:color="auto" w:val="clear"/>
+            <w:tcMar>
+              <w:top w:type="dxa" w:w="40"/>
+              <w:left w:type="dxa" w:w="80"/>
+              <w:bottom w:type="dxa" w:w="40"/>
+              <w:right w:type="dxa" w:w="80"/>
+            </w:tcMar>
+            <w:vAlign w:val="center"/>
+          </w:tcPr>
+          <w:p>
+            <w:pPr>
+              <w:jc w:val="left"/>
+            </w:pPr>
+            <w:r>
+              <w:rPr>
+                <w:rFonts w:ascii="Arial" w:cs="Arial" w:eastAsia="Arial" w:hAnsi="Arial"/>
+                <w:b/>
+                <w:bCs/>
+                <w:color w:val="E53935"/>
+                <w:sz w:val="15"/>
+                <w:szCs w:val="15"/>
+              </w:rPr>
+              <w:t xml:space="preserve">EXERCISE</w:t>
+            </w:r>
+          </w:p>
+        </w:tc>
+        <w:tc>
+          <w:tcPr>
+            <w:tcW w:type="dxa" w:w="380"/>
+            <w:tcBorders>
+              <w:top w:val="none" w:color="FFFFFF" w:sz="0"/>
+              <w:left w:val="none" w:color="FFFFFF" w:sz="0"/>
+              <w:bottom w:val="none" w:color="FFFFFF" w:sz="0"/>
+              <w:right w:val="none" w:color="FFFFFF" w:sz="0"/>
+            </w:tcBorders>
+            <w:shd w:fill="FFEBEE" w:color="auto" w:val="clear"/>
+            <w:tcMar>
+              <w:top w:type="dxa" w:w="40"/>
+              <w:left w:type="dxa" w:w="80"/>
+              <w:bottom w:type="dxa" w:w="40"/>
+              <w:right w:type="dxa" w:w="80"/>
+            </w:tcMar>
+            <w:vAlign w:val="center"/>
+          </w:tcPr>
+          <w:p>
+            <w:pPr>
+              <w:jc w:val="center"/>
+            </w:pPr>
+            <w:r>
+              <w:rPr>
+                <w:rFonts w:ascii="Arial" w:cs="Arial" w:eastAsia="Arial" w:hAnsi="Arial"/>
+                <w:b/>
+                <w:bCs/>
+                <w:color w:val="E53935"/>
+                <w:sz w:val="13"/>
+                <w:szCs w:val="13"/>
+              </w:rPr>
+              <w:t xml:space="preserve">SETS</w:t>
+            </w:r>
+          </w:p>
+        </w:tc>
+        <w:tc>
+          <w:tcPr>
+            <w:tcW w:type="dxa" w:w="420"/>
+            <w:tcBorders>
+              <w:top w:val="none" w:color="FFFFFF" w:sz="0"/>
+              <w:left w:val="none" w:color="FFFFFF" w:sz="0"/>
+              <w:bottom w:val="none" w:color="FFFFFF" w:sz="0"/>
+              <w:right w:val="none" w:color="FFFFFF" w:sz="0"/>
+            </w:tcBorders>
+            <w:shd w:fill="FFEBEE" w:color="auto" w:val="clear"/>
+            <w:tcMar>
+              <w:top w:type="dxa" w:w="40"/>
+              <w:left w:type="dxa" w:w="80"/>
+              <w:bottom w:type="dxa" w:w="40"/>
+              <w:right w:type="dxa" w:w="80"/>
+            </w:tcMar>
+            <w:vAlign w:val="center"/>
+          </w:tcPr>
+          <w:p>
+            <w:pPr>
+              <w:jc w:val="center"/>
+            </w:pPr>
+            <w:r>
+              <w:rPr>
+                <w:rFonts w:ascii="Arial" w:cs="Arial" w:eastAsia="Arial" w:hAnsi="Arial"/>
+                <w:b/>
+                <w:bCs/>
+                <w:color w:val="E53935"/>
+                <w:sz w:val="13"/>
+                <w:szCs w:val="13"/>
+              </w:rPr>
+              <w:t xml:space="preserve">REPS</w:t>
+            </w:r>
+          </w:p>
+        </w:tc>
+        <w:tc>
+          <w:tcPr>
+            <w:tcW w:type="dxa" w:w="680"/>
+            <w:tcBorders>
+              <w:top w:val="none" w:color="FFFFFF" w:sz="0"/>
+              <w:left w:val="none" w:color="FFFFFF" w:sz="0"/>
+              <w:bottom w:val="none" w:color="FFFFFF" w:sz="0"/>
+              <w:right w:val="none" w:color="FFFFFF" w:sz="0"/>
+            </w:tcBorders>
+            <w:shd w:fill="FFEBEE" w:color="auto" w:val="clear"/>
+            <w:tcMar>
+              <w:top w:type="dxa" w:w="40"/>
+              <w:left w:type="dxa" w:w="80"/>
+              <w:bottom w:type="dxa" w:w="40"/>
+              <w:right w:type="dxa" w:w="80"/>
+            </w:tcMar>
+            <w:vAlign w:val="center"/>
+          </w:tcPr>
+          <w:p>
+            <w:pPr>
+              <w:jc w:val="center"/>
+            </w:pPr>
+            <w:r>
+              <w:rPr>
+                <w:rFonts w:ascii="Arial" w:cs="Arial" w:eastAsia="Arial" w:hAnsi="Arial"/>
+                <w:b/>
+                <w:bCs/>
+                <w:color w:val="E53935"/>
+                <w:sz w:val="13"/>
+                <w:szCs w:val="13"/>
+              </w:rPr>
+              <w:t xml:space="preserve">LOAD</w:t>
+            </w:r>
+          </w:p>
+        </w:tc>
+        <w:tc>
+          <w:tcPr>
+            <w:tcW w:type="dxa" w:w="540"/>
+            <w:tcBorders>
+              <w:top w:val="none" w:color="FFFFFF" w:sz="0"/>
+              <w:left w:val="none" w:color="FFFFFF" w:sz="0"/>
+              <w:bottom w:val="none" w:color="FFFFFF" w:sz="0"/>
+              <w:right w:val="none" w:color="FFFFFF" w:sz="0"/>
+            </w:tcBorders>
+            <w:shd w:fill="FFEBEE" w:color="auto" w:val="clear"/>
+            <w:tcMar>
+              <w:top w:type="dxa" w:w="40"/>
+              <w:left w:type="dxa" w:w="80"/>
+              <w:bottom w:type="dxa" w:w="40"/>
+              <w:right w:type="dxa" w:w="80"/>
+            </w:tcMar>
+            <w:vAlign w:val="center"/>
+          </w:tcPr>
+          <w:p>
+            <w:pPr>
+              <w:jc w:val="center"/>
+            </w:pPr>
+            <w:r>
+              <w:rPr>
+                <w:rFonts w:ascii="Arial" w:cs="Arial" w:eastAsia="Arial" w:hAnsi="Arial"/>
+                <w:b/>
+                <w:bCs/>
+                <w:color w:val="E53935"/>
+                <w:sz w:val="13"/>
+                <w:szCs w:val="13"/>
+              </w:rPr>
+              <w:t xml:space="preserve">TEMPO</w:t>
+            </w:r>
+          </w:p>
+        </w:tc>
+        <w:tc>
+          <w:tcPr>
+            <w:tcW w:type="dxa" w:w="440"/>
+            <w:tcBorders>
+              <w:top w:val="none" w:color="FFFFFF" w:sz="0"/>
+              <w:left w:val="none" w:color="FFFFFF" w:sz="0"/>
+              <w:bottom w:val="none" w:color="FFFFFF" w:sz="0"/>
+              <w:right w:val="none" w:color="FFFFFF" w:sz="0"/>
+            </w:tcBorders>
+            <w:shd w:fill="FFEBEE" w:color="auto" w:val="clear"/>
+            <w:tcMar>
+              <w:top w:type="dxa" w:w="40"/>
+              <w:left w:type="dxa" w:w="80"/>
+              <w:bottom w:type="dxa" w:w="40"/>
+              <w:right w:type="dxa" w:w="80"/>
+            </w:tcMar>
+            <w:vAlign w:val="center"/>
+          </w:tcPr>
+          <w:p>
+            <w:pPr>
+              <w:jc w:val="center"/>
+            </w:pPr>
+            <w:r>
+              <w:rPr>
+                <w:rFonts w:ascii="Arial" w:cs="Arial" w:eastAsia="Arial" w:hAnsi="Arial"/>
+                <w:b/>
+                <w:bCs/>
+                <w:color w:val="E53935"/>
+                <w:sz w:val="13"/>
+                <w:szCs w:val="13"/>
+              </w:rPr>
+              <w:t xml:space="preserve">REST</w:t>
+            </w:r>
+          </w:p>
+        </w:tc>
+        <w:tc>
+          <w:tcPr>
+            <w:tcW w:type="dxa" w:w="5580"/>
+            <w:tcBorders>
+              <w:top w:val="none" w:color="FFFFFF" w:sz="0"/>
+              <w:left w:val="none" w:color="FFFFFF" w:sz="0"/>
+              <w:bottom w:val="none" w:color="FFFFFF" w:sz="0"/>
+              <w:right w:val="none" w:color="FFFFFF" w:sz="0"/>
+            </w:tcBorders>
+            <w:shd w:fill="FFEBEE" w:color="auto" w:val="clear"/>
+            <w:tcMar>
+              <w:top w:type="dxa" w:w="40"/>
+              <w:left w:type="dxa" w:w="80"/>
+              <w:bottom w:type="dxa" w:w="40"/>
+              <w:right w:type="dxa" w:w="80"/>
+            </w:tcMar>
+            <w:vAlign w:val="center"/>
+          </w:tcPr>
+          <w:p>
+            <w:pPr>
+              <w:jc w:val="left"/>
+            </w:pPr>
+            <w:r>
+              <w:rPr>
+                <w:rFonts w:ascii="Arial" w:cs="Arial" w:eastAsia="Arial" w:hAnsi="Arial"/>
+                <w:b/>
+                <w:bCs/>
+                <w:color w:val="E53935"/>
+                <w:sz w:val="15"/>
+                <w:szCs w:val="15"/>
+              </w:rPr>
+              <w:t xml:space="preserve">COACHING CUE</w:t>
+            </w:r>
+          </w:p>
+        </w:tc>
+      </w:tr>
+      <w:tr>
+        <w:tc>
+          <w:tcPr>
+            <w:tcW w:type="dxa" w:w="2400"/>
+            <w:tcBorders>
+              <w:top w:val="none" w:color="FFFFFF" w:sz="0"/>
+              <w:left w:val="none" w:color="FFFFFF" w:sz="0"/>
+              <w:bottom w:val="none" w:color="FFFFFF" w:sz="0"/>
+              <w:right w:val="none" w:color="FFFFFF" w:sz="0"/>
+            </w:tcBorders>
+            <w:shd w:fill="FFF5F5" w:color="auto" w:val="clear"/>
+            <w:tcMar>
+              <w:top w:type="dxa" w:w="40"/>
+              <w:left w:type="dxa" w:w="80"/>
+              <w:bottom w:type="dxa" w:w="40"/>
+              <w:right w:type="dxa" w:w="80"/>
+            </w:tcMar>
+            <w:vAlign w:val="center"/>
+          </w:tcPr>
+          <w:p>
+            <w:r>
+              <w:rPr>
+                <w:rFonts w:ascii="Arial" w:cs="Arial" w:eastAsia="Arial" w:hAnsi="Arial"/>
+                <w:b/>
+                <w:bCs/>
+                <w:color w:val="2C2C2C"/>
+                <w:sz w:val="18"/>
+                <w:szCs w:val="18"/>
+              </w:rPr>
+              <w:t xml:space="preserve">Band Pull-Apart</w:t>
+            </w:r>
+          </w:p>
+        </w:tc>
+        <w:tc>
+          <w:tcPr>
+            <w:tcW w:type="dxa" w:w="380"/>
+            <w:tcBorders>
+              <w:top w:val="none" w:color="FFFFFF" w:sz="0"/>
+              <w:left w:val="none" w:color="FFFFFF" w:sz="0"/>
+              <w:bottom w:val="none" w:color="FFFFFF" w:sz="0"/>
+              <w:right w:val="none" w:color="FFFFFF" w:sz="0"/>
+            </w:tcBorders>
+            <w:shd w:fill="FFF5F5" w:color="auto" w:val="clear"/>
+            <w:tcMar>
+              <w:top w:type="dxa" w:w="40"/>
+              <w:left w:type="dxa" w:w="80"/>
+              <w:bottom w:type="dxa" w:w="40"/>
+              <w:right w:type="dxa" w:w="80"/>
+            </w:tcMar>
+            <w:vAlign w:val="center"/>
+          </w:tcPr>
+          <w:p>
+            <w:pPr>
+              <w:jc w:val="center"/>
+            </w:pPr>
+            <w:r>
+              <w:rPr>
+                <w:rFonts w:ascii="Arial" w:cs="Arial" w:eastAsia="Arial" w:hAnsi="Arial"/>
+                <w:color w:val="6B6B6B"/>
+                <w:sz w:val="15"/>
+                <w:szCs w:val="15"/>
+              </w:rPr>
+              <w:t xml:space="preserve">2</w:t>
+            </w:r>
+          </w:p>
+        </w:tc>
+        <w:tc>
+          <w:tcPr>
+            <w:tcW w:type="dxa" w:w="420"/>
+            <w:tcBorders>
+              <w:top w:val="none" w:color="FFFFFF" w:sz="0"/>
+              <w:left w:val="none" w:color="FFFFFF" w:sz="0"/>
+              <w:bottom w:val="none" w:color="FFFFFF" w:sz="0"/>
+              <w:right w:val="none" w:color="FFFFFF" w:sz="0"/>
+            </w:tcBorders>
+            <w:shd w:fill="FFF5F5" w:color="auto" w:val="clear"/>
+            <w:tcMar>
+              <w:top w:type="dxa" w:w="40"/>
+              <w:left w:type="dxa" w:w="80"/>
+              <w:bottom w:type="dxa" w:w="40"/>
+              <w:right w:type="dxa" w:w="80"/>
+            </w:tcMar>
+            <w:vAlign w:val="center"/>
+          </w:tcPr>
+          <w:p>
+            <w:pPr>
+              <w:jc w:val="center"/>
+            </w:pPr>
+            <w:r>
+              <w:rPr>
+                <w:rFonts w:ascii="Arial" w:cs="Arial" w:eastAsia="Arial" w:hAnsi="Arial"/>
+                <w:color w:val="6B6B6B"/>
+                <w:sz w:val="15"/>
+                <w:szCs w:val="15"/>
+              </w:rPr>
+              <w:t xml:space="preserve">12–15</w:t>
+            </w:r>
+          </w:p>
+        </w:tc>
+        <w:tc>
+          <w:tcPr>
+            <w:tcW w:type="dxa" w:w="680"/>
+            <w:tcBorders>
+              <w:top w:val="none" w:color="FFFFFF" w:sz="0"/>
+              <w:left w:val="none" w:color="FFFFFF" w:sz="0"/>
+              <w:bottom w:val="none" w:color="FFFFFF" w:sz="0"/>
+              <w:right w:val="none" w:color="FFFFFF" w:sz="0"/>
+            </w:tcBorders>
+            <w:shd w:fill="FFF5F5" w:color="auto" w:val="clear"/>
+            <w:tcMar>
+              <w:top w:type="dxa" w:w="40"/>
+              <w:left w:type="dxa" w:w="80"/>
+              <w:bottom w:type="dxa" w:w="40"/>
+              <w:right w:type="dxa" w:w="80"/>
+            </w:tcMar>
+            <w:vAlign w:val="center"/>
+          </w:tcPr>
+          <w:p>
+            <w:pPr>
+              <w:jc w:val="center"/>
+            </w:pPr>
+            <w:r>
+              <w:rPr>
+                <w:rFonts w:ascii="Arial" w:cs="Arial" w:eastAsia="Arial" w:hAnsi="Arial"/>
+                <w:color w:val="6B6B6B"/>
+                <w:sz w:val="15"/>
+                <w:szCs w:val="15"/>
+              </w:rPr>
+              <w:t xml:space="preserve">Light band</w:t>
+            </w:r>
+          </w:p>
+        </w:tc>
+        <w:tc>
+          <w:tcPr>
+            <w:tcW w:type="dxa" w:w="540"/>
+            <w:tcBorders>
+              <w:top w:val="none" w:color="FFFFFF" w:sz="0"/>
+              <w:left w:val="none" w:color="FFFFFF" w:sz="0"/>
+              <w:bottom w:val="none" w:color="FFFFFF" w:sz="0"/>
+              <w:right w:val="none" w:color="FFFFFF" w:sz="0"/>
+            </w:tcBorders>
+            <w:shd w:fill="FFF5F5" w:color="auto" w:val="clear"/>
+            <w:tcMar>
+              <w:top w:type="dxa" w:w="40"/>
+              <w:left w:type="dxa" w:w="80"/>
+              <w:bottom w:type="dxa" w:w="40"/>
+              <w:right w:type="dxa" w:w="80"/>
+            </w:tcMar>
+            <w:vAlign w:val="center"/>
+          </w:tcPr>
+          <w:p>
+            <w:pPr>
+              <w:jc w:val="center"/>
+            </w:pPr>
+            <w:r>
+              <w:rPr>
+                <w:rFonts w:ascii="Arial" w:cs="Arial" w:eastAsia="Arial" w:hAnsi="Arial"/>
+                <w:color w:val="6B6B6B"/>
+                <w:sz w:val="15"/>
+                <w:szCs w:val="15"/>
+              </w:rPr>
+              <w:t xml:space="preserve">2-1-2</w:t>
+            </w:r>
+          </w:p>
+        </w:tc>
+        <w:tc>
+          <w:tcPr>
+            <w:tcW w:type="dxa" w:w="440"/>
+            <w:tcBorders>
+              <w:top w:val="none" w:color="FFFFFF" w:sz="0"/>
+              <w:left w:val="none" w:color="FFFFFF" w:sz="0"/>
+              <w:bottom w:val="none" w:color="FFFFFF" w:sz="0"/>
+              <w:right w:val="none" w:color="FFFFFF" w:sz="0"/>
+            </w:tcBorders>
+            <w:shd w:fill="FFF5F5" w:color="auto" w:val="clear"/>
+            <w:tcMar>
+              <w:top w:type="dxa" w:w="40"/>
+              <w:left w:type="dxa" w:w="80"/>
+              <w:bottom w:type="dxa" w:w="40"/>
+              <w:right w:type="dxa" w:w="80"/>
+            </w:tcMar>
+            <w:vAlign w:val="center"/>
+          </w:tcPr>
+          <w:p>
+            <w:pPr>
+              <w:jc w:val="center"/>
+            </w:pPr>
+            <w:r>
+              <w:rPr>
+                <w:rFonts w:ascii="Arial" w:cs="Arial" w:eastAsia="Arial" w:hAnsi="Arial"/>
+                <w:color w:val="6B6B6B"/>
+                <w:sz w:val="15"/>
+                <w:szCs w:val="15"/>
+              </w:rPr>
+              <w:t xml:space="preserve">45s</w:t>
+            </w:r>
+          </w:p>
+        </w:tc>
+        <w:tc>
+          <w:tcPr>
+            <w:tcW w:type="dxa" w:w="5580"/>
+            <w:tcBorders>
+              <w:top w:val="none" w:color="FFFFFF" w:sz="0"/>
+              <w:left w:val="none" w:color="FFFFFF" w:sz="0"/>
+              <w:bottom w:val="none" w:color="FFFFFF" w:sz="0"/>
+              <w:right w:val="none" w:color="FFFFFF" w:sz="0"/>
+            </w:tcBorders>
+            <w:shd w:fill="FFF5F5" w:color="auto" w:val="clear"/>
+            <w:tcMar>
+              <w:top w:type="dxa" w:w="40"/>
+              <w:left w:type="dxa" w:w="80"/>
+              <w:bottom w:type="dxa" w:w="40"/>
+              <w:right w:type="dxa" w:w="80"/>
+            </w:tcMar>
+            <w:vAlign w:val="center"/>
+          </w:tcPr>
+          <w:p>
+            <w:r>
+              <w:rPr>
+                <w:rFonts w:ascii="Arial" w:cs="Arial" w:eastAsia="Arial" w:hAnsi="Arial"/>
+                <w:color w:val="6B6B6B"/>
+                <w:sz w:val="17"/>
+                <w:szCs w:val="17"/>
+              </w:rPr>
+              <w:t xml:space="preserve">Squeeze shoulder blades, control the return.</w:t>
+            </w:r>
+          </w:p>
+        </w:tc>
+      </w:tr>
+    </w:tbl>
+    <w:p>
+      <w:pPr>
+        <w:spacing w:after="100"/>
+      </w:pPr>
+    </w:p>
+    <w:p>
+      <w:pPr>
+        <w:spacing w:after="60" w:before="120"/>
+      </w:pPr>
+      <w:r>
+        <w:rPr>
+          <w:rFonts w:ascii="Arial" w:cs="Arial" w:eastAsia="Arial" w:hAnsi="Arial"/>
+          <w:b/>
+          <w:bCs/>
           <w:color w:val="C9A227"/>
           <w:sz w:val="17"/>
           <w:szCs w:val="17"/>
         </w:rPr>
-        <w:t xml:space="preserve">A — PRIMARY PRESS</w:t>
+        <w:t xml:space="preserve">B — PRIMARY COMPOUND — SEATED OH PRESS</w:t>
       </w:r>
     </w:p>
     <w:p>
@@ -9458,7 +10668,7 @@
           <w:sz w:val="17"/>
           <w:szCs w:val="17"/>
         </w:rPr>
-        <w:t xml:space="preserve">Right shoulder leads every set at a reduced, controlled load — see clinical flag on page 1.</w:t>
+        <w:t xml:space="preserve">Right shoulder leads every set at a reduced, controlled load — see clinical flag on page 1. If the day calls for a press variation, rotate between: a half-kneeling single-arm DB press (right arm leads, reduced load) or a landmine press (the shoulder-friendly arc) — both live inside the same controlled-load rule, and heavy bilateral overhead loading stays off the menu until the deficit is reassessed. The seated press stays the movement we track.</w:t>
       </w:r>
     </w:p>
     <w:tbl>
@@ -9982,6 +11192,74 @@
           </w:p>
         </w:tc>
       </w:tr>
+    </w:tbl>
+    <w:p>
+      <w:pPr>
+        <w:spacing w:after="100"/>
+      </w:pPr>
+    </w:p>
+    <w:p>
+      <w:pPr>
+        <w:spacing w:after="60" w:before="120"/>
+      </w:pPr>
+      <w:r>
+        <w:rPr>
+          <w:rFonts w:ascii="Arial" w:cs="Arial" w:eastAsia="Arial" w:hAnsi="Arial"/>
+          <w:b/>
+          <w:bCs/>
+          <w:color w:val="C9A227"/>
+          <w:sz w:val="17"/>
+          <w:szCs w:val="17"/>
+        </w:rPr>
+        <w:t xml:space="preserve">C — ACCESSORY — INCLINE PUSH-UP</w:t>
+      </w:r>
+    </w:p>
+    <w:p>
+      <w:pPr>
+        <w:spacing w:after="80"/>
+      </w:pPr>
+      <w:r>
+        <w:rPr>
+          <w:rFonts w:ascii="Arial" w:cs="Arial" w:eastAsia="Arial" w:hAnsi="Arial"/>
+          <w:b/>
+          <w:bCs/>
+          <w:color w:val="C9A227"/>
+          <w:sz w:val="17"/>
+          <w:szCs w:val="17"/>
+        </w:rPr>
+        <w:t xml:space="preserve">Load Target:  </w:t>
+      </w:r>
+      <w:r>
+        <w:rPr>
+          <w:rFonts w:ascii="Arial" w:cs="Arial" w:eastAsia="Arial" w:hAnsi="Arial"/>
+          <w:color w:val="2C2C2C"/>
+          <w:sz w:val="17"/>
+          <w:szCs w:val="17"/>
+        </w:rPr>
+        <w:t xml:space="preserve">The muscle-building press accessory behind the day's primary — worked hard in a controlled, non-overhead range that respects the shoulder protocol.</w:t>
+      </w:r>
+    </w:p>
+    <w:tbl>
+      <w:tblPr>
+        <w:tblW w:type="dxa" w:w="10440"/>
+        <w:tblBorders>
+          <w:top w:val="none" w:color="FFFFFF" w:sz="0"/>
+          <w:left w:val="none" w:color="FFFFFF" w:sz="0"/>
+          <w:bottom w:val="none" w:color="FFFFFF" w:sz="0"/>
+          <w:right w:val="none" w:color="FFFFFF" w:sz="0"/>
+          <w:insideH w:val="single" w:color="auto" w:sz="4"/>
+          <w:insideV w:val="single" w:color="auto" w:sz="4"/>
+        </w:tblBorders>
+      </w:tblPr>
+      <w:tblGrid>
+        <w:gridCol w:w="2400"/>
+        <w:gridCol w:w="380"/>
+        <w:gridCol w:w="420"/>
+        <w:gridCol w:w="680"/>
+        <w:gridCol w:w="540"/>
+        <w:gridCol w:w="440"/>
+        <w:gridCol w:w="5580"/>
+      </w:tblGrid>
       <w:tr>
         <w:tc>
           <w:tcPr>
@@ -9992,7 +11270,254 @@
               <w:bottom w:val="none" w:color="FFFFFF" w:sz="0"/>
               <w:right w:val="none" w:color="FFFFFF" w:sz="0"/>
             </w:tcBorders>
-            <w:shd w:fill="FFFFFF" w:color="auto" w:val="clear"/>
+            <w:shd w:fill="F5E8C0" w:color="auto" w:val="clear"/>
+            <w:tcMar>
+              <w:top w:type="dxa" w:w="40"/>
+              <w:left w:type="dxa" w:w="80"/>
+              <w:bottom w:type="dxa" w:w="40"/>
+              <w:right w:type="dxa" w:w="80"/>
+            </w:tcMar>
+            <w:vAlign w:val="center"/>
+          </w:tcPr>
+          <w:p>
+            <w:pPr>
+              <w:jc w:val="left"/>
+            </w:pPr>
+            <w:r>
+              <w:rPr>
+                <w:rFonts w:ascii="Arial" w:cs="Arial" w:eastAsia="Arial" w:hAnsi="Arial"/>
+                <w:b/>
+                <w:bCs/>
+                <w:color w:val="C9A227"/>
+                <w:sz w:val="15"/>
+                <w:szCs w:val="15"/>
+              </w:rPr>
+              <w:t xml:space="preserve">EXERCISE</w:t>
+            </w:r>
+          </w:p>
+        </w:tc>
+        <w:tc>
+          <w:tcPr>
+            <w:tcW w:type="dxa" w:w="380"/>
+            <w:tcBorders>
+              <w:top w:val="none" w:color="FFFFFF" w:sz="0"/>
+              <w:left w:val="none" w:color="FFFFFF" w:sz="0"/>
+              <w:bottom w:val="none" w:color="FFFFFF" w:sz="0"/>
+              <w:right w:val="none" w:color="FFFFFF" w:sz="0"/>
+            </w:tcBorders>
+            <w:shd w:fill="F5E8C0" w:color="auto" w:val="clear"/>
+            <w:tcMar>
+              <w:top w:type="dxa" w:w="40"/>
+              <w:left w:type="dxa" w:w="80"/>
+              <w:bottom w:type="dxa" w:w="40"/>
+              <w:right w:type="dxa" w:w="80"/>
+            </w:tcMar>
+            <w:vAlign w:val="center"/>
+          </w:tcPr>
+          <w:p>
+            <w:pPr>
+              <w:jc w:val="center"/>
+            </w:pPr>
+            <w:r>
+              <w:rPr>
+                <w:rFonts w:ascii="Arial" w:cs="Arial" w:eastAsia="Arial" w:hAnsi="Arial"/>
+                <w:b/>
+                <w:bCs/>
+                <w:color w:val="C9A227"/>
+                <w:sz w:val="13"/>
+                <w:szCs w:val="13"/>
+              </w:rPr>
+              <w:t xml:space="preserve">SETS</w:t>
+            </w:r>
+          </w:p>
+        </w:tc>
+        <w:tc>
+          <w:tcPr>
+            <w:tcW w:type="dxa" w:w="420"/>
+            <w:tcBorders>
+              <w:top w:val="none" w:color="FFFFFF" w:sz="0"/>
+              <w:left w:val="none" w:color="FFFFFF" w:sz="0"/>
+              <w:bottom w:val="none" w:color="FFFFFF" w:sz="0"/>
+              <w:right w:val="none" w:color="FFFFFF" w:sz="0"/>
+            </w:tcBorders>
+            <w:shd w:fill="F5E8C0" w:color="auto" w:val="clear"/>
+            <w:tcMar>
+              <w:top w:type="dxa" w:w="40"/>
+              <w:left w:type="dxa" w:w="80"/>
+              <w:bottom w:type="dxa" w:w="40"/>
+              <w:right w:type="dxa" w:w="80"/>
+            </w:tcMar>
+            <w:vAlign w:val="center"/>
+          </w:tcPr>
+          <w:p>
+            <w:pPr>
+              <w:jc w:val="center"/>
+            </w:pPr>
+            <w:r>
+              <w:rPr>
+                <w:rFonts w:ascii="Arial" w:cs="Arial" w:eastAsia="Arial" w:hAnsi="Arial"/>
+                <w:b/>
+                <w:bCs/>
+                <w:color w:val="C9A227"/>
+                <w:sz w:val="13"/>
+                <w:szCs w:val="13"/>
+              </w:rPr>
+              <w:t xml:space="preserve">REPS</w:t>
+            </w:r>
+          </w:p>
+        </w:tc>
+        <w:tc>
+          <w:tcPr>
+            <w:tcW w:type="dxa" w:w="680"/>
+            <w:tcBorders>
+              <w:top w:val="none" w:color="FFFFFF" w:sz="0"/>
+              <w:left w:val="none" w:color="FFFFFF" w:sz="0"/>
+              <w:bottom w:val="none" w:color="FFFFFF" w:sz="0"/>
+              <w:right w:val="none" w:color="FFFFFF" w:sz="0"/>
+            </w:tcBorders>
+            <w:shd w:fill="F5E8C0" w:color="auto" w:val="clear"/>
+            <w:tcMar>
+              <w:top w:type="dxa" w:w="40"/>
+              <w:left w:type="dxa" w:w="80"/>
+              <w:bottom w:type="dxa" w:w="40"/>
+              <w:right w:type="dxa" w:w="80"/>
+            </w:tcMar>
+            <w:vAlign w:val="center"/>
+          </w:tcPr>
+          <w:p>
+            <w:pPr>
+              <w:jc w:val="center"/>
+            </w:pPr>
+            <w:r>
+              <w:rPr>
+                <w:rFonts w:ascii="Arial" w:cs="Arial" w:eastAsia="Arial" w:hAnsi="Arial"/>
+                <w:b/>
+                <w:bCs/>
+                <w:color w:val="C9A227"/>
+                <w:sz w:val="13"/>
+                <w:szCs w:val="13"/>
+              </w:rPr>
+              <w:t xml:space="preserve">LOAD</w:t>
+            </w:r>
+          </w:p>
+        </w:tc>
+        <w:tc>
+          <w:tcPr>
+            <w:tcW w:type="dxa" w:w="540"/>
+            <w:tcBorders>
+              <w:top w:val="none" w:color="FFFFFF" w:sz="0"/>
+              <w:left w:val="none" w:color="FFFFFF" w:sz="0"/>
+              <w:bottom w:val="none" w:color="FFFFFF" w:sz="0"/>
+              <w:right w:val="none" w:color="FFFFFF" w:sz="0"/>
+            </w:tcBorders>
+            <w:shd w:fill="F5E8C0" w:color="auto" w:val="clear"/>
+            <w:tcMar>
+              <w:top w:type="dxa" w:w="40"/>
+              <w:left w:type="dxa" w:w="80"/>
+              <w:bottom w:type="dxa" w:w="40"/>
+              <w:right w:type="dxa" w:w="80"/>
+            </w:tcMar>
+            <w:vAlign w:val="center"/>
+          </w:tcPr>
+          <w:p>
+            <w:pPr>
+              <w:jc w:val="center"/>
+            </w:pPr>
+            <w:r>
+              <w:rPr>
+                <w:rFonts w:ascii="Arial" w:cs="Arial" w:eastAsia="Arial" w:hAnsi="Arial"/>
+                <w:b/>
+                <w:bCs/>
+                <w:color w:val="C9A227"/>
+                <w:sz w:val="13"/>
+                <w:szCs w:val="13"/>
+              </w:rPr>
+              <w:t xml:space="preserve">TEMPO</w:t>
+            </w:r>
+          </w:p>
+        </w:tc>
+        <w:tc>
+          <w:tcPr>
+            <w:tcW w:type="dxa" w:w="440"/>
+            <w:tcBorders>
+              <w:top w:val="none" w:color="FFFFFF" w:sz="0"/>
+              <w:left w:val="none" w:color="FFFFFF" w:sz="0"/>
+              <w:bottom w:val="none" w:color="FFFFFF" w:sz="0"/>
+              <w:right w:val="none" w:color="FFFFFF" w:sz="0"/>
+            </w:tcBorders>
+            <w:shd w:fill="F5E8C0" w:color="auto" w:val="clear"/>
+            <w:tcMar>
+              <w:top w:type="dxa" w:w="40"/>
+              <w:left w:type="dxa" w:w="80"/>
+              <w:bottom w:type="dxa" w:w="40"/>
+              <w:right w:type="dxa" w:w="80"/>
+            </w:tcMar>
+            <w:vAlign w:val="center"/>
+          </w:tcPr>
+          <w:p>
+            <w:pPr>
+              <w:jc w:val="center"/>
+            </w:pPr>
+            <w:r>
+              <w:rPr>
+                <w:rFonts w:ascii="Arial" w:cs="Arial" w:eastAsia="Arial" w:hAnsi="Arial"/>
+                <w:b/>
+                <w:bCs/>
+                <w:color w:val="C9A227"/>
+                <w:sz w:val="13"/>
+                <w:szCs w:val="13"/>
+              </w:rPr>
+              <w:t xml:space="preserve">REST</w:t>
+            </w:r>
+          </w:p>
+        </w:tc>
+        <w:tc>
+          <w:tcPr>
+            <w:tcW w:type="dxa" w:w="5580"/>
+            <w:tcBorders>
+              <w:top w:val="none" w:color="FFFFFF" w:sz="0"/>
+              <w:left w:val="none" w:color="FFFFFF" w:sz="0"/>
+              <w:bottom w:val="none" w:color="FFFFFF" w:sz="0"/>
+              <w:right w:val="none" w:color="FFFFFF" w:sz="0"/>
+            </w:tcBorders>
+            <w:shd w:fill="F5E8C0" w:color="auto" w:val="clear"/>
+            <w:tcMar>
+              <w:top w:type="dxa" w:w="40"/>
+              <w:left w:type="dxa" w:w="80"/>
+              <w:bottom w:type="dxa" w:w="40"/>
+              <w:right w:type="dxa" w:w="80"/>
+            </w:tcMar>
+            <w:vAlign w:val="center"/>
+          </w:tcPr>
+          <w:p>
+            <w:pPr>
+              <w:jc w:val="left"/>
+            </w:pPr>
+            <w:r>
+              <w:rPr>
+                <w:rFonts w:ascii="Arial" w:cs="Arial" w:eastAsia="Arial" w:hAnsi="Arial"/>
+                <w:b/>
+                <w:bCs/>
+                <w:color w:val="C9A227"/>
+                <w:sz w:val="15"/>
+                <w:szCs w:val="15"/>
+              </w:rPr>
+              <w:t xml:space="preserve">COACHING CUE</w:t>
+            </w:r>
+          </w:p>
+        </w:tc>
+      </w:tr>
+      <w:tr>
+        <w:tc>
+          <w:tcPr>
+            <w:tcW w:type="dxa" w:w="2400"/>
+            <w:tcBorders>
+              <w:top w:val="none" w:color="FFFFFF" w:sz="0"/>
+              <w:left w:val="none" w:color="FFFFFF" w:sz="0"/>
+              <w:bottom w:val="none" w:color="FFFFFF" w:sz="0"/>
+              <w:right w:val="none" w:color="FFFFFF" w:sz="0"/>
+            </w:tcBorders>
+            <w:shd w:fill="FAF3E0" w:color="auto" w:val="clear"/>
             <w:tcMar>
               <w:top w:type="dxa" w:w="40"/>
               <w:left w:type="dxa" w:w="80"/>
@@ -10024,7 +11549,7 @@
               <w:bottom w:val="none" w:color="FFFFFF" w:sz="0"/>
               <w:right w:val="none" w:color="FFFFFF" w:sz="0"/>
             </w:tcBorders>
-            <w:shd w:fill="FFFFFF" w:color="auto" w:val="clear"/>
+            <w:shd w:fill="FAF3E0" w:color="auto" w:val="clear"/>
             <w:tcMar>
               <w:top w:type="dxa" w:w="40"/>
               <w:left w:type="dxa" w:w="80"/>
@@ -10057,7 +11582,7 @@
               <w:bottom w:val="none" w:color="FFFFFF" w:sz="0"/>
               <w:right w:val="none" w:color="FFFFFF" w:sz="0"/>
             </w:tcBorders>
-            <w:shd w:fill="FFFFFF" w:color="auto" w:val="clear"/>
+            <w:shd w:fill="FAF3E0" w:color="auto" w:val="clear"/>
             <w:tcMar>
               <w:top w:type="dxa" w:w="40"/>
               <w:left w:type="dxa" w:w="80"/>
@@ -10090,7 +11615,7 @@
               <w:bottom w:val="none" w:color="FFFFFF" w:sz="0"/>
               <w:right w:val="none" w:color="FFFFFF" w:sz="0"/>
             </w:tcBorders>
-            <w:shd w:fill="FFFFFF" w:color="auto" w:val="clear"/>
+            <w:shd w:fill="FAF3E0" w:color="auto" w:val="clear"/>
             <w:tcMar>
               <w:top w:type="dxa" w:w="40"/>
               <w:left w:type="dxa" w:w="80"/>
@@ -10123,7 +11648,7 @@
               <w:bottom w:val="none" w:color="FFFFFF" w:sz="0"/>
               <w:right w:val="none" w:color="FFFFFF" w:sz="0"/>
             </w:tcBorders>
-            <w:shd w:fill="FFFFFF" w:color="auto" w:val="clear"/>
+            <w:shd w:fill="FAF3E0" w:color="auto" w:val="clear"/>
             <w:tcMar>
               <w:top w:type="dxa" w:w="40"/>
               <w:left w:type="dxa" w:w="80"/>
@@ -10156,7 +11681,7 @@
               <w:bottom w:val="none" w:color="FFFFFF" w:sz="0"/>
               <w:right w:val="none" w:color="FFFFFF" w:sz="0"/>
             </w:tcBorders>
-            <w:shd w:fill="FFFFFF" w:color="auto" w:val="clear"/>
+            <w:shd w:fill="FAF3E0" w:color="auto" w:val="clear"/>
             <w:tcMar>
               <w:top w:type="dxa" w:w="40"/>
               <w:left w:type="dxa" w:w="80"/>
@@ -10189,7 +11714,7 @@
               <w:bottom w:val="none" w:color="FFFFFF" w:sz="0"/>
               <w:right w:val="none" w:color="FFFFFF" w:sz="0"/>
             </w:tcBorders>
-            <w:shd w:fill="FFFFFF" w:color="auto" w:val="clear"/>
+            <w:shd w:fill="FAF3E0" w:color="auto" w:val="clear"/>
             <w:tcMar>
               <w:top w:type="dxa" w:w="40"/>
               <w:left w:type="dxa" w:w="80"/>
@@ -10241,7 +11766,7 @@
           <w:sz w:val="17"/>
           <w:szCs w:val="17"/>
         </w:rPr>
-        <w:t xml:space="preserve">B — PULL</w:t>
+        <w:t xml:space="preserve">D — SECONDARY COMPOUND — SINGLE-ARM ROW</w:t>
       </w:r>
     </w:p>
     <w:p>
@@ -10266,7 +11791,7 @@
           <w:sz w:val="17"/>
           <w:szCs w:val="17"/>
         </w:rPr>
-        <w:t xml:space="preserve">Single-arm row trains the weaker right shoulder unilaterally under full control.</w:t>
+        <w:t xml:space="preserve">The day's second compound pattern — pulling, rotating off the pressing above. Single-arm row trains the weaker right shoulder unilaterally under full control. If the day calls for a row variation, rotate between: a chest-supported row, a Kieser row, or a band row — right arm leads on every option, at the same controlled load. The single-arm DB row stays the movement we track.</w:t>
       </w:r>
     </w:p>
     <w:tbl>
@@ -10790,235 +12315,6 @@
           </w:p>
         </w:tc>
       </w:tr>
-      <w:tr>
-        <w:tc>
-          <w:tcPr>
-            <w:tcW w:type="dxa" w:w="2400"/>
-            <w:tcBorders>
-              <w:top w:val="none" w:color="FFFFFF" w:sz="0"/>
-              <w:left w:val="none" w:color="FFFFFF" w:sz="0"/>
-              <w:bottom w:val="none" w:color="FFFFFF" w:sz="0"/>
-              <w:right w:val="none" w:color="FFFFFF" w:sz="0"/>
-            </w:tcBorders>
-            <w:shd w:fill="FFFFFF" w:color="auto" w:val="clear"/>
-            <w:tcMar>
-              <w:top w:type="dxa" w:w="40"/>
-              <w:left w:type="dxa" w:w="80"/>
-              <w:bottom w:type="dxa" w:w="40"/>
-              <w:right w:type="dxa" w:w="80"/>
-            </w:tcMar>
-            <w:vAlign w:val="center"/>
-          </w:tcPr>
-          <w:p>
-            <w:r>
-              <w:rPr>
-                <w:rFonts w:ascii="Arial" w:cs="Arial" w:eastAsia="Arial" w:hAnsi="Arial"/>
-                <w:b/>
-                <w:bCs/>
-                <w:color w:val="2C2C2C"/>
-                <w:sz w:val="18"/>
-                <w:szCs w:val="18"/>
-              </w:rPr>
-              <w:t xml:space="preserve">Band Pull-Apart</w:t>
-            </w:r>
-          </w:p>
-        </w:tc>
-        <w:tc>
-          <w:tcPr>
-            <w:tcW w:type="dxa" w:w="380"/>
-            <w:tcBorders>
-              <w:top w:val="none" w:color="FFFFFF" w:sz="0"/>
-              <w:left w:val="none" w:color="FFFFFF" w:sz="0"/>
-              <w:bottom w:val="none" w:color="FFFFFF" w:sz="0"/>
-              <w:right w:val="none" w:color="FFFFFF" w:sz="0"/>
-            </w:tcBorders>
-            <w:shd w:fill="FFFFFF" w:color="auto" w:val="clear"/>
-            <w:tcMar>
-              <w:top w:type="dxa" w:w="40"/>
-              <w:left w:type="dxa" w:w="80"/>
-              <w:bottom w:type="dxa" w:w="40"/>
-              <w:right w:type="dxa" w:w="80"/>
-            </w:tcMar>
-            <w:vAlign w:val="center"/>
-          </w:tcPr>
-          <w:p>
-            <w:pPr>
-              <w:jc w:val="center"/>
-            </w:pPr>
-            <w:r>
-              <w:rPr>
-                <w:rFonts w:ascii="Arial" w:cs="Arial" w:eastAsia="Arial" w:hAnsi="Arial"/>
-                <w:color w:val="6B6B6B"/>
-                <w:sz w:val="15"/>
-                <w:szCs w:val="15"/>
-              </w:rPr>
-              <w:t xml:space="preserve">2</w:t>
-            </w:r>
-          </w:p>
-        </w:tc>
-        <w:tc>
-          <w:tcPr>
-            <w:tcW w:type="dxa" w:w="420"/>
-            <w:tcBorders>
-              <w:top w:val="none" w:color="FFFFFF" w:sz="0"/>
-              <w:left w:val="none" w:color="FFFFFF" w:sz="0"/>
-              <w:bottom w:val="none" w:color="FFFFFF" w:sz="0"/>
-              <w:right w:val="none" w:color="FFFFFF" w:sz="0"/>
-            </w:tcBorders>
-            <w:shd w:fill="FFFFFF" w:color="auto" w:val="clear"/>
-            <w:tcMar>
-              <w:top w:type="dxa" w:w="40"/>
-              <w:left w:type="dxa" w:w="80"/>
-              <w:bottom w:type="dxa" w:w="40"/>
-              <w:right w:type="dxa" w:w="80"/>
-            </w:tcMar>
-            <w:vAlign w:val="center"/>
-          </w:tcPr>
-          <w:p>
-            <w:pPr>
-              <w:jc w:val="center"/>
-            </w:pPr>
-            <w:r>
-              <w:rPr>
-                <w:rFonts w:ascii="Arial" w:cs="Arial" w:eastAsia="Arial" w:hAnsi="Arial"/>
-                <w:color w:val="6B6B6B"/>
-                <w:sz w:val="15"/>
-                <w:szCs w:val="15"/>
-              </w:rPr>
-              <w:t xml:space="preserve">12–15</w:t>
-            </w:r>
-          </w:p>
-        </w:tc>
-        <w:tc>
-          <w:tcPr>
-            <w:tcW w:type="dxa" w:w="680"/>
-            <w:tcBorders>
-              <w:top w:val="none" w:color="FFFFFF" w:sz="0"/>
-              <w:left w:val="none" w:color="FFFFFF" w:sz="0"/>
-              <w:bottom w:val="none" w:color="FFFFFF" w:sz="0"/>
-              <w:right w:val="none" w:color="FFFFFF" w:sz="0"/>
-            </w:tcBorders>
-            <w:shd w:fill="FFFFFF" w:color="auto" w:val="clear"/>
-            <w:tcMar>
-              <w:top w:type="dxa" w:w="40"/>
-              <w:left w:type="dxa" w:w="80"/>
-              <w:bottom w:type="dxa" w:w="40"/>
-              <w:right w:type="dxa" w:w="80"/>
-            </w:tcMar>
-            <w:vAlign w:val="center"/>
-          </w:tcPr>
-          <w:p>
-            <w:pPr>
-              <w:jc w:val="center"/>
-            </w:pPr>
-            <w:r>
-              <w:rPr>
-                <w:rFonts w:ascii="Arial" w:cs="Arial" w:eastAsia="Arial" w:hAnsi="Arial"/>
-                <w:color w:val="6B6B6B"/>
-                <w:sz w:val="15"/>
-                <w:szCs w:val="15"/>
-              </w:rPr>
-              <w:t xml:space="preserve">Light band</w:t>
-            </w:r>
-          </w:p>
-        </w:tc>
-        <w:tc>
-          <w:tcPr>
-            <w:tcW w:type="dxa" w:w="540"/>
-            <w:tcBorders>
-              <w:top w:val="none" w:color="FFFFFF" w:sz="0"/>
-              <w:left w:val="none" w:color="FFFFFF" w:sz="0"/>
-              <w:bottom w:val="none" w:color="FFFFFF" w:sz="0"/>
-              <w:right w:val="none" w:color="FFFFFF" w:sz="0"/>
-            </w:tcBorders>
-            <w:shd w:fill="FFFFFF" w:color="auto" w:val="clear"/>
-            <w:tcMar>
-              <w:top w:type="dxa" w:w="40"/>
-              <w:left w:type="dxa" w:w="80"/>
-              <w:bottom w:type="dxa" w:w="40"/>
-              <w:right w:type="dxa" w:w="80"/>
-            </w:tcMar>
-            <w:vAlign w:val="center"/>
-          </w:tcPr>
-          <w:p>
-            <w:pPr>
-              <w:jc w:val="center"/>
-            </w:pPr>
-            <w:r>
-              <w:rPr>
-                <w:rFonts w:ascii="Arial" w:cs="Arial" w:eastAsia="Arial" w:hAnsi="Arial"/>
-                <w:color w:val="6B6B6B"/>
-                <w:sz w:val="15"/>
-                <w:szCs w:val="15"/>
-              </w:rPr>
-              <w:t xml:space="preserve">2-1-2</w:t>
-            </w:r>
-          </w:p>
-        </w:tc>
-        <w:tc>
-          <w:tcPr>
-            <w:tcW w:type="dxa" w:w="440"/>
-            <w:tcBorders>
-              <w:top w:val="none" w:color="FFFFFF" w:sz="0"/>
-              <w:left w:val="none" w:color="FFFFFF" w:sz="0"/>
-              <w:bottom w:val="none" w:color="FFFFFF" w:sz="0"/>
-              <w:right w:val="none" w:color="FFFFFF" w:sz="0"/>
-            </w:tcBorders>
-            <w:shd w:fill="FFFFFF" w:color="auto" w:val="clear"/>
-            <w:tcMar>
-              <w:top w:type="dxa" w:w="40"/>
-              <w:left w:type="dxa" w:w="80"/>
-              <w:bottom w:type="dxa" w:w="40"/>
-              <w:right w:type="dxa" w:w="80"/>
-            </w:tcMar>
-            <w:vAlign w:val="center"/>
-          </w:tcPr>
-          <w:p>
-            <w:pPr>
-              <w:jc w:val="center"/>
-            </w:pPr>
-            <w:r>
-              <w:rPr>
-                <w:rFonts w:ascii="Arial" w:cs="Arial" w:eastAsia="Arial" w:hAnsi="Arial"/>
-                <w:color w:val="6B6B6B"/>
-                <w:sz w:val="15"/>
-                <w:szCs w:val="15"/>
-              </w:rPr>
-              <w:t xml:space="preserve">45s</w:t>
-            </w:r>
-          </w:p>
-        </w:tc>
-        <w:tc>
-          <w:tcPr>
-            <w:tcW w:type="dxa" w:w="5580"/>
-            <w:tcBorders>
-              <w:top w:val="none" w:color="FFFFFF" w:sz="0"/>
-              <w:left w:val="none" w:color="FFFFFF" w:sz="0"/>
-              <w:bottom w:val="none" w:color="FFFFFF" w:sz="0"/>
-              <w:right w:val="none" w:color="FFFFFF" w:sz="0"/>
-            </w:tcBorders>
-            <w:shd w:fill="FFFFFF" w:color="auto" w:val="clear"/>
-            <w:tcMar>
-              <w:top w:type="dxa" w:w="40"/>
-              <w:left w:type="dxa" w:w="80"/>
-              <w:bottom w:type="dxa" w:w="40"/>
-              <w:right w:type="dxa" w:w="80"/>
-            </w:tcMar>
-            <w:vAlign w:val="center"/>
-          </w:tcPr>
-          <w:p>
-            <w:r>
-              <w:rPr>
-                <w:rFonts w:ascii="Arial" w:cs="Arial" w:eastAsia="Arial" w:hAnsi="Arial"/>
-                <w:color w:val="6B6B6B"/>
-                <w:sz w:val="17"/>
-                <w:szCs w:val="17"/>
-              </w:rPr>
-              <w:t xml:space="preserve">Squeeze shoulder blades, control the return.</w:t>
-            </w:r>
-          </w:p>
-        </w:tc>
-      </w:tr>
     </w:tbl>
     <w:p>
       <w:pPr>
@@ -11038,7 +12334,32 @@
           <w:sz w:val="17"/>
           <w:szCs w:val="17"/>
         </w:rPr>
-        <w:t xml:space="preserve">C — CORE &amp; CARRY</w:t>
+        <w:t xml:space="preserve">E — FULL-BODY INTEGRATION — CARRY &amp; CORE</w:t>
+      </w:r>
+    </w:p>
+    <w:p>
+      <w:pPr>
+        <w:spacing w:after="80"/>
+      </w:pPr>
+      <w:r>
+        <w:rPr>
+          <w:rFonts w:ascii="Arial" w:cs="Arial" w:eastAsia="Arial" w:hAnsi="Arial"/>
+          <w:b/>
+          <w:bCs/>
+          <w:color w:val="C9A227"/>
+          <w:sz w:val="17"/>
+          <w:szCs w:val="17"/>
+        </w:rPr>
+        <w:t xml:space="preserve">Why:  </w:t>
+      </w:r>
+      <w:r>
+        <w:rPr>
+          <w:rFonts w:ascii="Arial" w:cs="Arial" w:eastAsia="Arial" w:hAnsi="Arial"/>
+          <w:color w:val="2C2C2C"/>
+          <w:sz w:val="17"/>
+          <w:szCs w:val="17"/>
+        </w:rPr>
+        <w:t xml:space="preserve">The session's closing compound work — the day's pressing posture, pulling strength, and grip pulled together under gait, then core under load. Distance and quality govern the carry, not a rep count.</w:t>
       </w:r>
     </w:p>
     <w:tbl>
@@ -11534,6 +12855,17 @@
                 <w:szCs w:val="17"/>
               </w:rPr>
               <w:t xml:space="preserve">Tall posture, ribs stacked, quiet shoulders.</w:t>
+            </w:r>
+            <w:r>
+              <w:rPr>
+                <w:rFonts w:ascii="Arial" w:cs="Arial" w:eastAsia="Arial" w:hAnsi="Arial"/>
+                <w:i/>
+                <w:iCs/>
+                <w:color w:val="00695C"/>
+                <w:sz w:val="14"/>
+                <w:szCs w:val="14"/>
+              </w:rPr>
+              <w:t xml:space="preserve">  Distance &amp; quality governed — no RIR target</w:t>
             </w:r>
           </w:p>
         </w:tc>
@@ -12693,7 +14025,7 @@
           <w:sz w:val="17"/>
           <w:szCs w:val="17"/>
         </w:rPr>
-        <w:t xml:space="preserve">Squat 40–42.5 lb × 5 @ 2 RIR. Hip thrust 55–60 lb × 5. Plank 60s. Right shoulder unilateral load within 20% of left on single-arm row.</w:t>
+        <w:t xml:space="preserve">Squat 40–42.5 lb × 5 @ 2 RIR. Hip thrust 55–60 lb × 5. Plank 60s. Right shoulder unilateral load within 20% of left on single-arm row. Week 4 closes with the strength check; the planned lighter week that follows (Week 5, flexible — see the note above) consolidates before Weeks 6-8 rebuild.</w:t>
       </w:r>
     </w:p>
     <w:p>
@@ -12718,7 +14050,7 @@
           <w:sz w:val="17"/>
           <w:szCs w:val="17"/>
         </w:rPr>
-        <w:t xml:space="preserve">Squat 45–50 lb × 5 @ 2 RIR. Deadlift and lunge baselines established and progressing. Plank 70–75s. Left/right leg LST gap reduced from 0.7 lbs.</w:t>
+        <w:t xml:space="preserve">Squat 45–50 lb × 5 @ 2 RIR (reached through the Wk4 check, the flexible Week 5 lighter week, and the Weeks 6-8 rebuild). Deadlift and lunge baselines established and progressing. Plank 70–75s. Left/right leg LST gap reduced from 0.7 lbs.</w:t>
       </w:r>
     </w:p>
     <w:p>
@@ -12743,7 +14075,7 @@
           <w:sz w:val="17"/>
           <w:szCs w:val="17"/>
         </w:rPr>
-        <w:t xml:space="preserve">Rebook Styku scan at 8 weeks. Track: ALST Index trend toward 5.5 kg/m², body fat % direction, left/right leg LST gap, and right shoulder force output vs. left on the extension test.</w:t>
+        <w:t xml:space="preserve">Two clocks run here: strength is re-checked every 4 weeks (the Week 4 check, then the Week 8 retest at the end of the rebuild), while the Styku body-composition scan runs on its own 8-12-week cadence — book one in that window. Track: ALST Index trend toward 5.5 kg/m², body fat % direction, left/right leg LST gap, and right shoulder force output vs. left on the extension test.</w:t>
       </w:r>
     </w:p>
     <w:p>

--- a/clients/august_olivia/August_Olivia_3Day_Training_Plan_Client_View.docx
+++ b/clients/august_olivia/August_Olivia_3Day_Training_Plan_Client_View.docx
@@ -2918,7 +2918,7 @@
           <w:sz w:val="17"/>
           <w:szCs w:val="17"/>
         </w:rPr>
-        <w:t xml:space="preserve">~20g per meal minimum (leucine threshold), distributed across 4+ meals/day.</w:t>
+        <w:t xml:space="preserve">~15g per meal (≈0.3 g/kg), across 4 meals spaced 3–4 hours apart.</w:t>
       </w:r>
     </w:p>
     <w:p>

--- a/clients/august_olivia/August_Olivia_3Day_Training_Plan_Client_View.docx
+++ b/clients/august_olivia/August_Olivia_3Day_Training_Plan_Client_View.docx
@@ -2849,7 +2849,7 @@
           <w:sz w:val="17"/>
           <w:szCs w:val="17"/>
         </w:rPr>
-        <w:t xml:space="preserve">One deliberately lighter week is built into this program's rhythm: Week 5, directly after the Week 4 strength check. Same exercises and movement patterns, sets reduced by roughly a third, every set held comfortably in the technique band (3 or more reps in reserve), loads held at Week 3-4 levels — the usual add-weight rule pauses for that one week, then Weeks 6-8 rebuild toward the 8-week targets. With recovery running well this lighter week is flexible rather than fixed: it can slide a week later if everything feels strong, or move up if sleep, soreness, or session quality dip — her coach makes that call with her. One light week costs nothing that matters for the muscle-building priority: muscle built over the previous month is not lost in a single reduced-volume week — only a small edge of peak strength dips, and it returns within days.</w:t>
+        <w:t xml:space="preserve">One deliberately lighter week is built into this program's rhythm: Week 5, directly after the Week 4 strength check. Same exercises and movement patterns, sets reduced by roughly a third, every set held comfortably in the technique band (3 or more reps in reserve), loads held at Week 3-4 levels — the usual add-weight rule pauses for that one week, then Weeks 6-8 rebuild toward the 8-week targets. With recovery running well this lighter week is flexible rather than fixed: it can slide a week later if everything feels strong, or move up if sleep, soreness, or session quality dip — your coach makes that call with you. One light week costs nothing that matters for the muscle-building priority: muscle built over the previous month is not lost in a single reduced-volume week — only a small edge of peak strength dips, and it returns within days.</w:t>
       </w:r>
     </w:p>
     <w:p>

--- a/clients/august_olivia/August_Olivia_3Day_Training_Plan_Client_View.docx
+++ b/clients/august_olivia/August_Olivia_3Day_Training_Plan_Client_View.docx
@@ -2918,7 +2918,7 @@
           <w:sz w:val="17"/>
           <w:szCs w:val="17"/>
         </w:rPr>
-        <w:t xml:space="preserve">~15g per meal (≈0.3 g/kg), across 4 meals spaced 3–4 hours apart.</w:t>
+        <w:t xml:space="preserve">~25–27g per meal (0.50–0.55 g/kg), across 4 meals spaced 3–4 hours apart.</w:t>
       </w:r>
     </w:p>
     <w:p>

--- a/clients/august_olivia/August_Olivia_3Day_Training_Plan_Client_View.docx
+++ b/clients/august_olivia/August_Olivia_3Day_Training_Plan_Client_View.docx
@@ -5627,7 +5627,7 @@
           <w:sz w:val="17"/>
           <w:szCs w:val="17"/>
         </w:rPr>
-        <w:t xml:space="preserve">The session's closing compound — a light loaded walk pulling the day's squat depth, hip drive, and pressing posture together under gait, then core under load. Loads start at or below the tested 25 lb/hand carry baseline. Distance and quality govern the carry, not a rep count. A suitcase carry (one side at a time, alternating evenly) covers the same closing ground when variety suits the day.</w:t>
+        <w:t xml:space="preserve">The session's closing compound — a light loaded walk pulling the day's squat depth, hip drive, and pressing posture together under gait, then core under load. Loads stay below the tested 25 lb/hand carry baseline — this is a closer, not a second test. Distance and quality govern the carry, not a rep count. A suitcase carry (one side at a time, alternating evenly) covers the same closing ground when variety suits the day.</w:t>
       </w:r>
     </w:p>
     <w:tbl>
@@ -6026,7 +6026,7 @@
                 <w:sz w:val="15"/>
                 <w:szCs w:val="15"/>
               </w:rPr>
-              <w:t xml:space="preserve">20–25 lb/hand</w:t>
+              <w:t xml:space="preserve">20–22.5 lb/hand</w:t>
             </w:r>
           </w:p>
         </w:tc>
@@ -6122,7 +6122,7 @@
                 <w:sz w:val="17"/>
                 <w:szCs w:val="17"/>
               </w:rPr>
-              <w:t xml:space="preserve">Tested 25 lb/hand. Tall posture, ribs stacked, quiet shoulders.</w:t>
+              <w:t xml:space="preserve">Tested 25 lb/hand — this closer stays under it. Tall posture, ribs stacked, quiet shoulders.</w:t>
             </w:r>
             <w:r>
               <w:rPr>
